--- a/docs/Referencias_Augur_paper.docx
+++ b/docs/Referencias_Augur_paper.docx
@@ -152,7 +152,7 @@
         <w:rPr>
           <w:sz w:val="19"/>
         </w:rPr>
-        <w:t>Revisión de base del área (EPF). Marco general del problema.</w:t>
+        <w:t>En el informe: las series de precio eléctrico tienen saltos, estacionalidad múltiple y cambios de régimen, y las tres familias de métodos de pronóstico (estadísticos, aprendizaje automático y redes profundas).</w:t>
       </w:r>
     </w:p>
     <w:p>
@@ -199,7 +199,7 @@
         <w:rPr>
           <w:sz w:val="19"/>
         </w:rPr>
-        <w:t>Define el LEAR (un LASSO por hora) y las buenas prácticas de evaluación: Diebold-Mariano, rMAE contra persistencia, protocolo day-ahead. Respalda el rMAE mensual y la persistencia de 7 días.</w:t>
+        <w:t>Define el LEAR (un LASSO por hora) y las buenas prácticas de evaluación: Diebold-Mariano, rMAE contra persistencia, protocolo day-ahead. En el informe fija el criterio de precisión (rMAE &lt; 1 frente a la persistencia, Tabla de requerimientos) y es el referente de buenas prácticas. Respalda el rMAE mensual y la persistencia de 7 días.</w:t>
       </w:r>
     </w:p>
     <w:p>
@@ -246,7 +246,7 @@
         <w:rPr>
           <w:sz w:val="19"/>
         </w:rPr>
-        <w:t>Explica el salto de medianoche: las 24 horas de un día salen de una sola subasta. Marco multivariante.</w:t>
+        <w:t>Explica el salto de medianoche: las 24 horas de un día salen de una sola subasta (bitácora del 18-sep). En el informe se cita junto a Kapoor y Wichitaksorn para decir que los modelos simples compiten con el aprendizaje profundo; ese uso conviene revisarlo, porque el paper compara marcos univariados y multivariados, no modelos simples contra redes profundas.</w:t>
       </w:r>
     </w:p>
     <w:p>
@@ -293,7 +293,7 @@
         <w:rPr>
           <w:sz w:val="19"/>
         </w:rPr>
-        <w:t>QRA: el combinador del modelo en producción (predespacho + 3 CatBoost, por bloques de 6 h) y sus cuantiles.</w:t>
+        <w:t>QRA: combinador del modelo en producción (pesos no negativos e intercepto por franja de 6 h para el predespacho y el promedio de los tres CatBoost, objetivo MAE) y del ensamble anterior de seis votantes. En el informe también respalda el paso al pronóstico probabilístico.</w:t>
       </w:r>
     </w:p>
     <w:p>
@@ -340,7 +340,7 @@
         <w:rPr>
           <w:sz w:val="19"/>
         </w:rPr>
-        <w:t>Algoritmo de los tres modelos de corrección del predespacho en producción.</w:t>
+        <w:t>Algoritmo de los tres modelos de producción, que corrigen el predespacho: pronostican log(precio/predespacho) con pérdida MAE (1.500 árboles, profundidad 6, tasa 0,05).</w:t>
       </w:r>
     </w:p>
     <w:p>
@@ -387,7 +387,7 @@
         <w:rPr>
           <w:sz w:val="19"/>
         </w:rPr>
-        <w:t>Modelo de la primera etapa y uno de los comparados en el benchmark del escenario realista.</w:t>
+        <w:t>Votante del ensamble de la primera etapa (notebook 06) y uno de los modelos del benchmark del escenario realista. En el informe final figura en la lista de referencias pero no se cita en el texto.</w:t>
       </w:r>
     </w:p>
     <w:p>
@@ -481,7 +481,7 @@
         <w:rPr>
           <w:sz w:val="19"/>
         </w:rPr>
-        <w:t>Random Forest en el benchmark del escenario realista; también origen de la importancia por permutación.</w:t>
+        <w:t>Random Forest en el benchmark del escenario realista (realista_benchmark_modelos.py) y origen de la importancia por permutación del notebook 06.</w:t>
       </w:r>
     </w:p>
     <w:p>
@@ -528,7 +528,7 @@
         <w:rPr>
           <w:sz w:val="19"/>
         </w:rPr>
-        <w:t>LASSO del LEAR y del Lasso del benchmark.</w:t>
+        <w:t>En el informe: la regularización LASSO en la revisión del estado del arte. En el código: el LEAR (lear_24h.py) y el Lasso del benchmark, que pierde en 3 de 6 periodos.</w:t>
       </w:r>
     </w:p>
     <w:p>
@@ -575,7 +575,7 @@
         <w:rPr>
           <w:sz w:val="19"/>
         </w:rPr>
-        <w:t>N-BEATSx, votante del ensamble de la primera etapa (notebook 09).</w:t>
+        <w:t>N-BEATSx, votante del ensamble de la primera etapa (notebook 09). En el informe final figura en la lista de referencias pero no se cita en el texto.</w:t>
       </w:r>
     </w:p>
     <w:p>
@@ -622,7 +622,7 @@
         <w:rPr>
           <w:sz w:val="19"/>
         </w:rPr>
-        <w:t>N-HiTS, votante del ensamble de la primera etapa.</w:t>
+        <w:t>N-HiTS, votante del ensamble de la primera etapa (notebook 09). En el informe final figura en la lista de referencias pero no se cita en el texto.</w:t>
       </w:r>
     </w:p>
     <w:p>
@@ -716,7 +716,7 @@
         <w:rPr>
           <w:sz w:val="19"/>
         </w:rPr>
-        <w:t>ARX+GARCH(1,1) (notebook 08).</w:t>
+        <w:t>ARX+GARCH(1,1) (notebook 08). En el informe final figura en la lista de referencias pero no se cita en el texto.</w:t>
       </w:r>
     </w:p>
     <w:p>
@@ -763,7 +763,7 @@
         <w:rPr>
           <w:sz w:val="19"/>
         </w:rPr>
-        <w:t>GARCH con distribución GED y variantes asimétricas probadas como votante.</w:t>
+        <w:t>EGARCH: variantes asimétricas de GARCH probadas como votante (pronósticos EGARCH-t y EGARCH-skewt). En el informe final figura en la lista de referencias pero no se cita en el texto.</w:t>
       </w:r>
     </w:p>
     <w:p>
@@ -873,11 +873,11 @@
           <w:b/>
           <w:color w:val="B45309"/>
         </w:rPr>
-        <w:t>[V]</w:t>
+        <w:t>[L]</w:t>
         <w:tab/>
       </w:r>
       <w:r>
-        <w:t>B. Uniejewski, artículo sobre asinh parametrizado y promediado AVGroll, Electr. Power Syst. Res., vol. 257, 2026.</w:t>
+        <w:t>B. Uniejewski, "Variance stabilizing transformations for electricity price forecasting in periods of increased volatility," Electr. Power Syst. Res., vol. 257, art. 112992, 2026.</w:t>
       </w:r>
     </w:p>
     <w:p>
@@ -890,7 +890,7 @@
           <w:color w:val="555555"/>
           <w:sz w:val="18"/>
         </w:rPr>
-        <w:t>Título exacto por verificar</w:t>
+        <w:t>doi: 10.1016/j.epsr.2026.112992</w:t>
         <w:br/>
       </w:r>
       <w:r>
@@ -904,7 +904,7 @@
         <w:rPr>
           <w:sz w:val="19"/>
         </w:rPr>
-        <w:t>AVGroll y combinación por hora del día; inspiró aplicar el QRA por franja. Mejora de solo 0,7 %.</w:t>
+        <w:t>asinh parametrizado con promediado AVGroll sobre el Ridge directo: mejora de solo 0,7 %. Su combinación por hora del día inspiró aplicar el combinador por franja.</w:t>
       </w:r>
     </w:p>
     <w:p>
@@ -1006,7 +1006,7 @@
         <w:rPr>
           <w:sz w:val="19"/>
         </w:rPr>
-        <w:t>Prueba DM usada para aceptar o rechazar cada cambio (benchmark, walk-forward, curva50, detector de 72 h).</w:t>
+        <w:t>Prueba DM: en el informe, criterio de aceptación (p &lt; 0,05) y comparación con los antecedentes; en los experimentos, para aceptar o rechazar cada cambio (benchmark, walk-forward, curva50, detector de 72 h).</w:t>
       </w:r>
     </w:p>
     <w:p>
@@ -1053,7 +1053,7 @@
         <w:rPr>
           <w:sz w:val="19"/>
         </w:rPr>
-        <w:t>Varianza HAC en la prueba DM (errores horarios autocorrelacionados).</w:t>
+        <w:t>Varianza HAC de Newey-West en la prueba DM, porque los errores horarios están autocorrelacionados.</w:t>
       </w:r>
     </w:p>
     <w:p>
@@ -1100,7 +1100,7 @@
         <w:rPr>
           <w:sz w:val="19"/>
         </w:rPr>
-        <w:t>Validación walk-forward por orígenes (6 orígenes ENSO y walk-forward realista).</w:t>
+        <w:t>Evaluación fuera de muestra con origen móvil (walk-forward): criterio de robustez del informe (rMAE &lt; 1 en todos los meses) y los 6 orígenes ENSO y el walk-forward realista.</w:t>
       </w:r>
     </w:p>
     <w:p>
@@ -1147,7 +1147,7 @@
         <w:rPr>
           <w:sz w:val="19"/>
         </w:rPr>
-        <w:t>MASE y escalado contra la persistencia.</w:t>
+        <w:t>Métricas adimensionales (MASE, error relativo a la persistencia) del criterio de precisión del informe.</w:t>
       </w:r>
     </w:p>
     <w:p>
@@ -1194,7 +1194,7 @@
         <w:rPr>
           <w:sz w:val="19"/>
         </w:rPr>
-        <w:t>Métricas de forma del día (Corr-f, MHD, MPD) y evaluación económica del motor de decisión.</w:t>
+        <w:t>En el informe: un menor error no garantiza mejores decisiones de mercado, y la traducción a pesos no sustituye una evaluación económica completa. En el código: métricas de forma del día (Corr-f, MHD, MPD; metricas_forma_2026.py).</w:t>
       </w:r>
     </w:p>
     <w:p>
@@ -1241,7 +1241,7 @@
         <w:rPr>
           <w:sz w:val="19"/>
         </w:rPr>
-        <w:t>Bandas conformes sobre los cuantiles del QRA (q10-q90).</w:t>
+        <w:t>Inferencia conforme de las bandas [q10, q90]: q10 y q90 = q50·exp(∓m), con m el cuantil conforme de |log(y/q50)| de la misma hora en los 60 días anteriores ya publicados. También fija el criterio de cobertura (80 ± 5 %).</w:t>
       </w:r>
     </w:p>
     <w:p>
@@ -1288,7 +1288,7 @@
         <w:rPr>
           <w:sz w:val="19"/>
         </w:rPr>
-        <w:t>Fundamento de la predicción conforme.</w:t>
+        <w:t>Fundamento de la predicción conforme; en el informe, junto a Romano et al., para las bandas por grupos (hora).</w:t>
       </w:r>
     </w:p>
     <w:p>
@@ -1335,7 +1335,7 @@
         <w:rPr>
           <w:sz w:val="19"/>
         </w:rPr>
-        <w:t>Respaldo de la calibración conforme adaptativa y causal que usan las bandas.</w:t>
+        <w:t>Respaldo de la calibración conforme con ventana móvil de 60 días, que se adapta a cambios de distribución.</w:t>
       </w:r>
     </w:p>
     <w:p>
@@ -1492,11 +1492,11 @@
           <w:b/>
           <w:color w:val="B45309"/>
         </w:rPr>
-        <w:t>[L]</w:t>
+        <w:t>[S]</w:t>
         <w:tab/>
       </w:r>
       <w:r>
-        <w:t>H. Hewamalage, K. Ackermann y C. Bergmeir, "Forecast evaluation for data scientists: Common pitfalls and best practices," Data Min. Knowl. Discov., vol. 37, pp. 788–832, 2023.</w:t>
+        <w:t>H. Hewamalage, K. Ackermann y C. Bergmeir, "Forecast evaluation for data scientists: Common pitfalls and best practices," Data Min. Knowl. Discov., vol. 37, no. 2, pp. 788–832, 2023.</w:t>
       </w:r>
     </w:p>
     <w:p>
@@ -1523,7 +1523,7 @@
         <w:rPr>
           <w:sz w:val="19"/>
         </w:rPr>
-        <w:t>Citado por Albani et al.; respalda que los modelos complejos no siempre ganan de forma significativa.</w:t>
+        <w:t>Conocido a través de Albani et al. (no se leyó el original): respalda que los modelos complejos no siempre ganan de forma significativa.</w:t>
       </w:r>
     </w:p>
     <w:p>
@@ -1570,7 +1570,7 @@
         <w:rPr>
           <w:sz w:val="19"/>
         </w:rPr>
-        <w:t>SHAP sobre XGBoost (notebook 06).</w:t>
+        <w:t>SHAP sobre XGBoost (notebook 06): coincide con la importancia por permutación en las tres variables principales (Spearman 0,811).</w:t>
       </w:r>
     </w:p>
     <w:p>
@@ -1664,7 +1664,7 @@
         <w:rPr>
           <w:sz w:val="19"/>
         </w:rPr>
-        <w:t>Análisis exploratorio y criterio de valores atípicos de la caracterización.</w:t>
+        <w:t>Rango intercuartílico: justifica los percentiles 25 y 75 como umbrales por defecto del motor.</w:t>
       </w:r>
     </w:p>
     <w:p>
@@ -1727,11 +1727,11 @@
           <w:b/>
           <w:color w:val="B45309"/>
         </w:rPr>
-        <w:t>[V]</w:t>
+        <w:t>[L]</w:t>
         <w:tab/>
       </w:r>
       <w:r>
-        <w:t>Emre (2025), artículo de International Journal of Electrical Power &amp; Energy Systems con metodología de causalidad de Granger.</w:t>
+        <w:t>T. Emre, "The influence of hydroelectric power generation and water level variability on market clearing prices: A case study of Türkiye," Int. J. Electr. Power Energy Syst., vol. 170, art. 110865, 2025.</w:t>
       </w:r>
     </w:p>
     <w:p>
@@ -1744,7 +1744,7 @@
           <w:color w:val="555555"/>
           <w:sz w:val="18"/>
         </w:rPr>
-        <w:t>Datos completos por verificar</w:t>
+        <w:t>doi: 10.1016/j.ijepes.2025.110865</w:t>
         <w:br/>
       </w:r>
       <w:r>
@@ -1786,7 +1786,7 @@
         <w:tab/>
       </w:r>
       <w:r>
-        <w:t>J. Nasiadka, W. Nitka y R. Weron, "Calibration window selection based on change-point detection for forecasting electricity prices," en Computational Science – ICCS 2022, LNCS, Springer, 2022.</w:t>
+        <w:t>J. Nasiadka, W. Nitka y R. Weron, "Calibration window selection based on change-point detection for forecasting electricity prices," en Computational Science – ICCS 2022, LNCS, Springer, 2022, pp. 278–284.</w:t>
       </w:r>
     </w:p>
     <w:p>
@@ -1799,7 +1799,7 @@
           <w:color w:val="555555"/>
           <w:sz w:val="18"/>
         </w:rPr>
-        <w:t>arXiv:2204.00872</w:t>
+        <w:t>doi: 10.1007/978-3-031-08757-8_24 · arXiv:2204.00872</w:t>
         <w:br/>
       </w:r>
       <w:r>
@@ -1927,7 +1927,7 @@
         <w:tab/>
       </w:r>
       <w:r>
-        <w:t>A. Das y S. Schlüter, "Regime-aware conditional neural processes with multi-criteria decision support for operational electricity price forecasting," Energy Econ., vol. 157, art. 109233, 2026.</w:t>
+        <w:t>A. Das, S. Schlüter y L. Schneider, "Regime-aware conditional neural processes with multi-criteria decision support for operational electricity price forecasting," Energy Econ., vol. 157, art. 109233, 2026.</w:t>
       </w:r>
     </w:p>
     <w:p>
@@ -2001,7 +2001,7 @@
         <w:rPr>
           <w:sz w:val="19"/>
         </w:rPr>
-        <w:t>Marco del cambio de distribución 2026 frente a 2019-2025 (umbrales rodantes, reentrenamiento).</w:t>
+        <w:t>Cambio de distribución: respalda el método «rodante» (percentiles de una ventana móvil causal de 30 días sobre q50), que se adapta al régimen vigente.</w:t>
       </w:r>
     </w:p>
     <w:p>
@@ -2048,7 +2048,7 @@
         <w:rPr>
           <w:sz w:val="19"/>
         </w:rPr>
-        <w:t>Criterio maximin para elegir el método de umbral del motor (el peor semestre, no el promedio).</w:t>
+        <w:t>Criterio maximin: el método activo es el de mayor ventaja en la mitad más débil del periodo, no el de mayor promedio.</w:t>
       </w:r>
     </w:p>
     <w:p>
@@ -2095,7 +2095,7 @@
         <w:rPr>
           <w:sz w:val="19"/>
         </w:rPr>
-        <w:t>Marco formal de elegir entre varias reglas cuando el entorno cambia.</w:t>
+        <w:t>Trabajo futuro del informe: evaluar el criterio de estabilidad del motor con una formulación de bandits no estacionarios.</w:t>
       </w:r>
     </w:p>
     <w:p>
@@ -2111,7 +2111,7 @@
           <w:b/>
           <w:color w:val="B45309"/>
         </w:rPr>
-        <w:t>[L]</w:t>
+        <w:t>[S]</w:t>
         <w:tab/>
       </w:r>
       <w:r>
@@ -2142,7 +2142,7 @@
         <w:rPr>
           <w:sz w:val="19"/>
         </w:rPr>
-        <w:t>Aprendizaje con expertos; alternativa continua a la selección de método.</w:t>
+        <w:t>Lectura pendiente según la bitácora: aprendizaje con expertos, alternativa continua a la selección de método.</w:t>
       </w:r>
     </w:p>
     <w:p>
@@ -2205,11 +2205,11 @@
           <w:b/>
           <w:color w:val="B45309"/>
         </w:rPr>
-        <w:t>[L]</w:t>
+        <w:t>[S]</w:t>
         <w:tab/>
       </w:r>
       <w:r>
-        <w:t>R. I. Chang, C. H. Wang, L. C. Wei y Y. F. Lu, "LSTM with short-term bias compensation to determine trading strategy under black swan events of Taiwan ETF50 stock," Appl. Sci., vol. 14, art. 8576, 2024.</w:t>
+        <w:t>R. I. Chang, C. H. Wang, L. C. Wei y Y. F. Lu, "LSTM with short-term bias compensation to determine trading strategy under black swan events of Taiwan ETF50 stock," Appl. Sci., vol. 14, no. 18, art. 8576, 2024.</w:t>
       </w:r>
     </w:p>
     <w:p>
@@ -2236,7 +2236,7 @@
         <w:rPr>
           <w:sz w:val="19"/>
         </w:rPr>
-        <w:t>STBC original (λ fijo); conocido a través de Singh.</w:t>
+        <w:t>STBC original (λ fijo); conocido a través de Singh (no se leyó el original).</w:t>
       </w:r>
     </w:p>
     <w:p>
@@ -2283,7 +2283,7 @@
         <w:rPr>
           <w:sz w:val="19"/>
         </w:rPr>
-        <w:t>Pérdida de forma (DILATE) para atacar el amortiguamiento en las rampas.</w:t>
+        <w:t>Pérdida de forma DILATE, probada contra el amortiguamiento en las rampas: recupera la amplitud pero pasa el error a la forma (49 % del error cuadrático), así que no se adoptó.</w:t>
       </w:r>
     </w:p>
     <w:p>
@@ -2385,7 +2385,7 @@
         <w:rPr>
           <w:sz w:val="19"/>
         </w:rPr>
-        <w:t>Filtro de tendencia de la caracterización (OE1) y del filtro intradía del motor.</w:t>
+        <w:t>Tendencia de la caracterización (OE1): polinomio de orden 3 en ventanas de 721 h. Validado frente a Butterworth, Kalman, wavelet y promedio móvil en comparar_filtros_tendencia.py.</w:t>
       </w:r>
     </w:p>
     <w:p>
@@ -2432,7 +2432,7 @@
         <w:rPr>
           <w:sz w:val="19"/>
         </w:rPr>
-        <w:t>Fundamento de filtros FIR/IIR, fase cero y retardo de grupo.</w:t>
+        <w:t>Periodograma de la serie sin tendencia (Ecuación 6 del informe): identifica los periodos dominantes (fs = 1 muestra/h).</w:t>
       </w:r>
     </w:p>
     <w:p>
@@ -2675,7 +2675,7 @@
         <w:rPr>
           <w:sz w:val="19"/>
         </w:rPr>
-        <w:t>Comparación de MASE (Figura 5a). Ojo: transforman con Box-Cox y pronostican precio diario.</w:t>
+        <w:t>En el informe: ninguno de sus 33 modelos baja de MASE 1 (mejor 1,26), mientras Augur supera a su referencia ingenua en todos los años; se presenta como «superar al ingenuo en una tarea más difícil», no como comparación directa (transforman con Box-Cox y pronostican precio diario).</w:t>
       </w:r>
     </w:p>
     <w:p>
@@ -2832,11 +2832,11 @@
           <w:b/>
           <w:color w:val="B45309"/>
         </w:rPr>
-        <w:t>[V]</w:t>
+        <w:t>[L]</w:t>
         <w:tab/>
       </w:r>
       <w:r>
-        <w:t>Dias, Lira y Freire, "Methodology for multi-step forecasting of electricity spot prices based on neural networks applied to the Brazilian energy market," Energies, vol. 17, no. 8, art. 1864, 2024.</w:t>
+        <w:t>M. B. B. Dias, G. R. S. Lira y V. M. E. Freire, "Methodology for multi-step forecasting of electricity spot prices based on neural networks applied to the Brazilian energy market," Energies, vol. 17, no. 8, art. 1864, 2024.</w:t>
       </w:r>
     </w:p>
     <w:p>
@@ -2849,7 +2849,7 @@
           <w:color w:val="555555"/>
           <w:sz w:val="18"/>
         </w:rPr>
-        <w:t>https://www.mdpi.com/1996-1073/17/8/1864</w:t>
+        <w:t>doi: 10.3390/en17081864</w:t>
         <w:br/>
       </w:r>
       <w:r>
@@ -2863,7 +2863,7 @@
         <w:rPr>
           <w:sz w:val="19"/>
         </w:rPr>
-        <w:t>Poda por multicolinealidad (probada, no funciona) y referencia brasileña (Figura 5b). Nombres completos por verificar.</w:t>
+        <w:t>Poda por multicolinealidad: probada, no funciona y es riesgosa si se implementa literal; referencia brasileña de pronóstico multipaso.</w:t>
       </w:r>
     </w:p>
     <w:p>
@@ -2879,11 +2879,11 @@
           <w:b/>
           <w:color w:val="B45309"/>
         </w:rPr>
-        <w:t>[V]</w:t>
+        <w:t>[L]</w:t>
         <w:tab/>
       </w:r>
       <w:r>
-        <w:t>Nunes Jr., Ferreira y da Costa Pinho, "Information theoretic learning applied to daily streamflow forecast and its impact on the Brazilian hourly energy spot prices," J. Control Autom. Electr. Syst., 2024.</w:t>
+        <w:t>E. A. Nunes, V. H. Ferreira y A. da Costa Pinho, "Information theoretic learning applied to daily streamflow forecast and its impact on the Brazilian hourly energy spot prices," J. Control Autom. Electr. Syst., vol. 35, no. 5, pp. 949–959, 2024.</w:t>
       </w:r>
     </w:p>
     <w:p>
@@ -2896,7 +2896,7 @@
           <w:color w:val="555555"/>
           <w:sz w:val="18"/>
         </w:rPr>
-        <w:t>Volumen y páginas por verificar</w:t>
+        <w:t>doi: 10.1007/s40313-024-01110-z</w:t>
         <w:br/>
       </w:r>
       <w:r>
@@ -2926,11 +2926,11 @@
           <w:b/>
           <w:color w:val="B45309"/>
         </w:rPr>
-        <w:t>[V]</w:t>
+        <w:t>[L]</w:t>
         <w:tab/>
       </w:r>
       <w:r>
-        <w:t>Albani, Marcavillaca, Moreira et al., "Short-term forecasting of forward prices in the Brazilian electricity market with a hybrid stochastic-neural network model," Energy Econ., vol. 148, 2025.</w:t>
+        <w:t>V. V. L. Albani, R. T. Marcavillaca, P. S. E. Moreira et al., "Short-term forecasting of forward prices in the Brazilian electricity market with a hybrid stochastic-neural network model," Energy Econ., vol. 148, art. 108651, 2025.</w:t>
       </w:r>
     </w:p>
     <w:p>
@@ -2943,7 +2943,7 @@
           <w:color w:val="555555"/>
           <w:sz w:val="18"/>
         </w:rPr>
-        <w:t>Autores y páginas por verificar</w:t>
+        <w:t>doi: 10.1016/j.eneco.2025.108651</w:t>
         <w:br/>
       </w:r>
       <w:r>
@@ -3012,7 +3012,7 @@
         <w:rPr>
           <w:sz w:val="19"/>
         </w:rPr>
-        <w:t>Antecedente colombiano (NARX).</w:t>
+        <w:t>Antecedente colombiano (Tabla 4 del informe): red NARX con entradas exógenas, datos previos a 2015, sin incertidumbre.</w:t>
       </w:r>
     </w:p>
     <w:p>
@@ -3059,7 +3059,7 @@
         <w:rPr>
           <w:sz w:val="19"/>
         </w:rPr>
-        <w:t>Base del ARX+GARCH.</w:t>
+        <w:t>ARIMA con IGARCH: base del votante ARX+GARCH y antecedente colombiano (Tabla 4 del informe).</w:t>
       </w:r>
     </w:p>
     <w:p>
@@ -3106,7 +3106,7 @@
         <w:rPr>
           <w:sz w:val="19"/>
         </w:rPr>
-        <w:t>Antecedente colombiano directo.</w:t>
+        <w:t>Antecedente colombiano (Tabla 4): ARMAX, NARX e híbrido, mensual; con la prueba DM no hay diferencia significativa entre modelos.</w:t>
       </w:r>
     </w:p>
     <w:p>
@@ -3153,7 +3153,7 @@
         <w:rPr>
           <w:sz w:val="19"/>
         </w:rPr>
-        <w:t>Punto de referencia colombiano y enfoque funcional.</w:t>
+        <w:t>Antecedente colombiano horario (FPCA): su MAPE de 6,7 % a un día se compara con el 10,0 % de Augur, en un periodo calmo (2000-2017) y suponiendo conocido el precio del día anterior.</w:t>
       </w:r>
     </w:p>
     <w:p>
@@ -3357,11 +3357,11 @@
           <w:b/>
           <w:color w:val="B45309"/>
         </w:rPr>
-        <w:t>[V]</w:t>
+        <w:t>[L]</w:t>
         <w:tab/>
       </w:r>
       <w:r>
-        <w:t>L. Herrera-Mejía et al., artículo de AES Colombia sobre clasificación del régimen de oferta de plantas hidroeléctricas, Smart Energy (Elsevier), 2025.</w:t>
+        <w:t>L. Herrera-Mejía, C. D. Hoyos, D. La Rotta, Y. Mejía y J. Castillo, "Forecasting day-ahead hydropower bids in the Colombian electricity market: A two-stage machine learning framework," Smart Energy, vol. 21, art. 100221, 2026.</w:t>
       </w:r>
     </w:p>
     <w:p>
@@ -3374,7 +3374,7 @@
           <w:color w:val="555555"/>
           <w:sz w:val="18"/>
         </w:rPr>
-        <w:t>Título exacto por verificar</w:t>
+        <w:t>doi: 10.1016/j.segy.2025.100221</w:t>
         <w:br/>
       </w:r>
       <w:r>
@@ -3388,7 +3388,7 @@
         <w:rPr>
           <w:sz w:val="19"/>
         </w:rPr>
-        <w:t>Inspiró el clasificador de régimen alto + regresores por régimen.</w:t>
+        <w:t>Inspiró el clasificador de régimen alto (precio &gt; percentil 80) con regresores por régimen.</w:t>
       </w:r>
     </w:p>
     <w:p>
@@ -3435,7 +3435,7 @@
         <w:rPr>
           <w:sz w:val="19"/>
         </w:rPr>
-        <w:t>Contexto de la matriz y del mercado.</w:t>
+        <w:t>Matriz mayoritariamente hidroeléctrica: cerca del 72 % de la generación.</w:t>
       </w:r>
     </w:p>
     <w:p>
@@ -3482,7 +3482,7 @@
         <w:rPr>
           <w:sz w:val="19"/>
         </w:rPr>
-        <w:t>Participación hidroeléctrica (70-74 %).</w:t>
+        <w:t>Participación hidroeléctrica (70-74 %). Se citaba en un borrador anterior del informe; el final usa la IEA.</w:t>
       </w:r>
     </w:p>
     <w:p>
@@ -3537,7 +3537,7 @@
         <w:rPr>
           <w:sz w:val="19"/>
         </w:rPr>
-        <w:t>Despacho y predespacho.</w:t>
+        <w:t>Cierre de ofertas a las 08:00 de D-1: el pronóstico con predespacho sirve para decisiones posteriores (compras en bolsa, coberturas), no para formular ofertas.</w:t>
       </w:r>
     </w:p>
     <w:p>
@@ -3886,7 +3886,7 @@
         <w:tab/>
       </w:r>
       <w:r>
-        <w:t>CREG, "Resolución CREG 101 018 de 2022," Bogotá, 2022.</w:t>
+        <w:t>CREG, "Resolución CREG 101 018 de 2022, por la cual se crea el Sistema de Información del Mercado de Energía Mayorista, SIMEM," Bogotá, 2022.</w:t>
       </w:r>
     </w:p>
     <w:p>
@@ -3899,7 +3899,7 @@
           <w:color w:val="555555"/>
           <w:sz w:val="18"/>
         </w:rPr>
-        <w:t>gestornormativo.creg.gov.co</w:t>
+        <w:t>gestornormativo.creg.gov.co/gestor/entorno/docs/resolucion_creg_101-18_2022.htm</w:t>
         <w:br/>
       </w:r>
       <w:r>
@@ -3913,7 +3913,7 @@
         <w:rPr>
           <w:sz w:val="19"/>
         </w:rPr>
-        <w:t>Citada en el informe (marco regulatorio).</w:t>
+        <w:t>Crea el SIMEM: respalda el uso exclusivo de información pública de XM/SIMEM; el sistema no actúa como agente.</w:t>
       </w:r>
     </w:p>
     <w:p>
@@ -3933,7 +3933,7 @@
         <w:tab/>
       </w:r>
       <w:r>
-        <w:t>Congreso de Colombia, "Ley Estatutaria 1581 de 2012" (protección de datos personales).</w:t>
+        <w:t>Congreso de la República de Colombia, "Ley Estatutaria 1581 de 2012, por la cual se dictan disposiciones generales para la protección de datos personales," Bogotá, Colombia, oct. 2012.</w:t>
       </w:r>
     </w:p>
     <w:p>
@@ -3960,7 +3960,7 @@
         <w:rPr>
           <w:sz w:val="19"/>
         </w:rPr>
-        <w:t>Restricción de diseño: el proyecto solo usa datos públicos agregados.</w:t>
+        <w:t>Restricción de diseño: el dashboard no recolecta ni almacena datos personales.</w:t>
       </w:r>
     </w:p>
     <w:p>
@@ -4007,7 +4007,7 @@
         <w:rPr>
           <w:sz w:val="19"/>
         </w:rPr>
-        <w:t>Formato de fechas y horas de los contratos de datos.</w:t>
+        <w:t>Marcas de tiempo AAAA-MM-DD hh:mm:ss en hora legal de Colombia (UTC−5) para unir fuentes horarias, diarias y mensuales.</w:t>
       </w:r>
     </w:p>
     <w:p>
@@ -4054,7 +4054,7 @@
         <w:rPr>
           <w:sz w:val="19"/>
         </w:rPr>
-        <w:t>Criterios de calidad del dashboard.</w:t>
+        <w:t>Mantenibilidad: el motor lee el pronóstico por un contrato de datos (fuentes_pronostico.json) y no depende del modelo.</w:t>
       </w:r>
     </w:p>
     <w:p>
@@ -4074,7 +4074,7 @@
         <w:tab/>
       </w:r>
       <w:r>
-        <w:t>ACIEM y COPNIA, Manual de Referencia de Tarifas en Ingeniería, 2015.</w:t>
+        <w:t>ACIEM y Consejo Profesional Nacional de Ingenierías Eléctrica, Mecánica y Profesiones Afines, Manual de Referencia de Tarifas en Ingeniería. Cundinamarca, Colombia, 2015.</w:t>
       </w:r>
     </w:p>
     <w:p>
@@ -4101,7 +4101,7 @@
         <w:rPr>
           <w:sz w:val="19"/>
         </w:rPr>
-        <w:t>Estimación del costo del proyecto.</w:t>
+        <w:t>Honorarios del presupuesto del proyecto (Anexo 1).</w:t>
       </w:r>
     </w:p>
     <w:p>

--- a/docs/Referencias_Augur_paper.docx
+++ b/docs/Referencias_Augur_paper.docx
@@ -3866,7 +3866,7 @@
         <w:rPr>
           <w:sz w:val="19"/>
         </w:rPr>
-        <w:t>Limitación: el PTB fue menor que el PBN en 360 horas de 2026.</w:t>
+        <w:t>Limitación: el PTB fue menor que el PBN en 360 horas de 2026. La 140 de 2017 (precio marginal de escasez, vigente desde el 1-dic-2017) es además el cambio permanente que justifica empezar la serie después de 2017: cambió la regla que activa la condición crítica y pone techo al precio que paga la demanda.</w:t>
       </w:r>
     </w:p>
     <w:p>
@@ -4446,7 +4446,391 @@
         <w:pStyle w:val="Heading1"/>
       </w:pPr>
       <w:r>
-        <w:t>9. Librerías de código abierto</w:t>
+        <w:t>9. Referencias del Anexo 1 (formulación) que no usa el informe final</w:t>
+      </w:r>
+    </w:p>
+    <w:p>
+      <w:pPr>
+        <w:tabs>
+          <w:tab w:pos="624" w:val="left"/>
+        </w:tabs>
+        <w:spacing w:after="20"/>
+        <w:ind w:left="624" w:hanging="624"/>
+      </w:pPr>
+      <w:r>
+        <w:rPr>
+          <w:b/>
+          <w:color w:val="B45309"/>
+        </w:rPr>
+        <w:t>[L]</w:t>
+        <w:tab/>
+      </w:r>
+      <w:r>
+        <w:t>Congreso de Colombia, "Ley 23 de 1982, sobre derechos de autor," Diario Oficial n.º 35.949, 19 de febrero de 1982.</w:t>
+      </w:r>
+    </w:p>
+    <w:p>
+      <w:pPr>
+        <w:spacing w:after="140"/>
+        <w:ind w:left="624"/>
+      </w:pPr>
+      <w:r>
+        <w:rPr>
+          <w:color w:val="555555"/>
+          <w:sz w:val="18"/>
+        </w:rPr>
+        <w:t>normas.cra.gov.co/gestor/docs/ley_0023_1982.htm</w:t>
+        <w:br/>
+      </w:r>
+      <w:r>
+        <w:rPr>
+          <w:b/>
+          <w:sz w:val="19"/>
+        </w:rPr>
+        <w:t xml:space="preserve">Uso en Augur: </w:t>
+      </w:r>
+      <w:r>
+        <w:rPr>
+          <w:sz w:val="19"/>
+        </w:rPr>
+        <w:t>Anexo 1, restricciones del diseño: propiedad intelectual del código, los datos y los materiales de terceros.</w:t>
+      </w:r>
+    </w:p>
+    <w:p>
+      <w:pPr>
+        <w:tabs>
+          <w:tab w:pos="624" w:val="left"/>
+        </w:tabs>
+        <w:spacing w:after="20"/>
+        <w:ind w:left="624" w:hanging="624"/>
+      </w:pPr>
+      <w:r>
+        <w:rPr>
+          <w:b/>
+          <w:color w:val="B45309"/>
+        </w:rPr>
+        <w:t>[L]</w:t>
+        <w:tab/>
+      </w:r>
+      <w:r>
+        <w:t>Comunidad Andina, "Decisión 351 de 1993: Régimen común sobre derecho de autor y derechos conexos," Lima, 1993.</w:t>
+      </w:r>
+    </w:p>
+    <w:p>
+      <w:pPr>
+        <w:spacing w:after="140"/>
+        <w:ind w:left="624"/>
+      </w:pPr>
+      <w:r>
+        <w:rPr>
+          <w:color w:val="555555"/>
+          <w:sz w:val="18"/>
+        </w:rPr>
+        <w:t>https://www.comunidadandina.org/StaticFiles/DocOf/DEC351.pdf</w:t>
+        <w:br/>
+      </w:r>
+      <w:r>
+        <w:rPr>
+          <w:b/>
+          <w:sz w:val="19"/>
+        </w:rPr>
+        <w:t xml:space="preserve">Uso en Augur: </w:t>
+      </w:r>
+      <w:r>
+        <w:rPr>
+          <w:sz w:val="19"/>
+        </w:rPr>
+        <w:t>Anexo 1, restricciones del diseño, junto con la Ley 23 de 1982.</w:t>
+      </w:r>
+    </w:p>
+    <w:p>
+      <w:pPr>
+        <w:tabs>
+          <w:tab w:pos="624" w:val="left"/>
+        </w:tabs>
+        <w:spacing w:after="20"/>
+        <w:ind w:left="624" w:hanging="624"/>
+      </w:pPr>
+      <w:r>
+        <w:rPr>
+          <w:b/>
+          <w:color w:val="B45309"/>
+        </w:rPr>
+        <w:t>[L]</w:t>
+        <w:tab/>
+      </w:r>
+      <w:r>
+        <w:t>ABET, "Criteria for Accrediting Engineering Programs, 2025–2026," Engineering Accreditation Commission, Baltimore, MD, EE. UU.</w:t>
+      </w:r>
+    </w:p>
+    <w:p>
+      <w:pPr>
+        <w:spacing w:after="140"/>
+        <w:ind w:left="624"/>
+      </w:pPr>
+      <w:r>
+        <w:rPr>
+          <w:color w:val="555555"/>
+          <w:sz w:val="18"/>
+        </w:rPr>
+        <w:t>https://www.abet.org/accreditation/accreditation-criteria/criteria-for-accrediting-engineering-programs-2025-2026/</w:t>
+        <w:br/>
+      </w:r>
+      <w:r>
+        <w:rPr>
+          <w:b/>
+          <w:sz w:val="19"/>
+        </w:rPr>
+        <w:t xml:space="preserve">Uso en Augur: </w:t>
+      </w:r>
+      <w:r>
+        <w:rPr>
+          <w:sz w:val="19"/>
+        </w:rPr>
+        <w:t>Resultado SO2 (diseño en ingeniería): ítem 6 del Anexo 1 y estructura del informe final ABET.</w:t>
+      </w:r>
+    </w:p>
+    <w:p>
+      <w:pPr>
+        <w:tabs>
+          <w:tab w:pos="624" w:val="left"/>
+        </w:tabs>
+        <w:spacing w:after="20"/>
+        <w:ind w:left="624" w:hanging="624"/>
+      </w:pPr>
+      <w:r>
+        <w:rPr>
+          <w:b/>
+          <w:color w:val="B45309"/>
+        </w:rPr>
+        <w:t>[L]</w:t>
+        <w:tab/>
+      </w:r>
+      <w:r>
+        <w:t>CREG, "Resolución CREG 178 de 2015, por la cual se establecen medidas para garantizar la prestación del servicio público de energía eléctrica," Bogotá, 27 de octubre de 2015.</w:t>
+      </w:r>
+    </w:p>
+    <w:p>
+      <w:pPr>
+        <w:spacing w:after="140"/>
+        <w:ind w:left="624"/>
+      </w:pPr>
+      <w:r>
+        <w:rPr>
+          <w:color w:val="555555"/>
+          <w:sz w:val="18"/>
+        </w:rPr>
+        <w:t>gestornormativo.creg.gov.co/gestor/entorno/docs/resolucion_creg_0178_2015.htm</w:t>
+        <w:br/>
+      </w:r>
+      <w:r>
+        <w:rPr>
+          <w:b/>
+          <w:sz w:val="19"/>
+        </w:rPr>
+        <w:t xml:space="preserve">Uso en Augur: </w:t>
+      </w:r>
+      <w:r>
+        <w:rPr>
+          <w:sz w:val="19"/>
+        </w:rPr>
+        <w:t>El «cambio regulatorio de 2015» del Anexo 1, parte transitoria: durante El Niño 2015-2016 fijó un piso al precio de escasez y una opción para térmicas a combustibles líquidos, por seis meses (la Res. 052 de 2016 no la prorrogó). Justifica excluir 2015-2016: el mercado operó con reglas de excepción.</w:t>
+      </w:r>
+    </w:p>
+    <w:p>
+      <w:pPr>
+        <w:tabs>
+          <w:tab w:pos="624" w:val="left"/>
+        </w:tabs>
+        <w:spacing w:after="20"/>
+        <w:ind w:left="624" w:hanging="624"/>
+      </w:pPr>
+      <w:r>
+        <w:rPr>
+          <w:b/>
+          <w:color w:val="B45309"/>
+        </w:rPr>
+        <w:t>[L]</w:t>
+        <w:tab/>
+      </w:r>
+      <w:r>
+        <w:t>P. Villegas y H. A. Gómez, "Medidas regulatorias posteriores a los fenómenos de El Niño 2015-2016 y 2023-2024 en Colombia, una mirada desde la confiabilidad," en XX ERIAC, CIGRE, Ciudad del Este, Paraguay, mayo de 2025.</w:t>
+      </w:r>
+    </w:p>
+    <w:p>
+      <w:pPr>
+        <w:spacing w:after="140"/>
+        <w:ind w:left="624"/>
+      </w:pPr>
+      <w:r>
+        <w:rPr>
+          <w:color w:val="555555"/>
+          <w:sz w:val="18"/>
+        </w:rPr>
+        <w:t>xm.com.co (Paper N.º 48, Comité C5)</w:t>
+        <w:br/>
+      </w:r>
+      <w:r>
+        <w:rPr>
+          <w:b/>
+          <w:sz w:val="19"/>
+        </w:rPr>
+        <w:t xml:space="preserve">Uso en Augur: </w:t>
+      </w:r>
+      <w:r>
+        <w:rPr>
+          <w:sz w:val="19"/>
+        </w:rPr>
+        <w:t>Fuente secundaria sobre los cambios al precio de escasez tras El Niño 2015-2016: en ese periodo el precio de bolsa superó el precio de escasez el 61,4 % de los días (hasta 2.821 COP/kWh), y el PME rige desde el 1-dic-2017. Cautela: atribuye a la Res. CREG 088 de 2016 un ajuste del precio de escasez, pero esa resolución trata de la oferta de GLP; no citarla.</w:t>
+      </w:r>
+    </w:p>
+    <w:p>
+      <w:pPr>
+        <w:tabs>
+          <w:tab w:pos="624" w:val="left"/>
+        </w:tabs>
+        <w:spacing w:after="20"/>
+        <w:ind w:left="624" w:hanging="624"/>
+      </w:pPr>
+      <w:r>
+        <w:rPr>
+          <w:b/>
+          <w:color w:val="B45309"/>
+        </w:rPr>
+        <w:t>[L]</w:t>
+        <w:tab/>
+      </w:r>
+      <w:r>
+        <w:t>Globalsyde, "Software para comercializadoras de energía" (plataforma en la nube), España.</w:t>
+      </w:r>
+    </w:p>
+    <w:p>
+      <w:pPr>
+        <w:spacing w:after="140"/>
+        <w:ind w:left="624"/>
+      </w:pPr>
+      <w:r>
+        <w:rPr>
+          <w:color w:val="555555"/>
+          <w:sz w:val="18"/>
+        </w:rPr>
+        <w:t>https://globalsyde.com</w:t>
+        <w:br/>
+      </w:r>
+      <w:r>
+        <w:rPr>
+          <w:b/>
+          <w:sz w:val="19"/>
+        </w:rPr>
+        <w:t xml:space="preserve">Uso en Augur: </w:t>
+      </w:r>
+      <w:r>
+        <w:rPr>
+          <w:sz w:val="19"/>
+        </w:rPr>
+        <w:t>Anexo 1, justificación (2): herramienta comercial para comercializadoras minoristas españolas (contratación, tarificación y facturación), que no aplica al mercado mayorista colombiano.</w:t>
+      </w:r>
+    </w:p>
+    <w:p>
+      <w:pPr>
+        <w:tabs>
+          <w:tab w:pos="624" w:val="left"/>
+        </w:tabs>
+        <w:spacing w:after="20"/>
+        <w:ind w:left="624" w:hanging="624"/>
+      </w:pPr>
+      <w:r>
+        <w:rPr>
+          <w:b/>
+          <w:color w:val="B45309"/>
+        </w:rPr>
+        <w:t>[L]</w:t>
+        <w:tab/>
+      </w:r>
+      <w:r>
+        <w:t>Enexpa, "Servicios para comercializadoras de electricidad y gas en España".</w:t>
+      </w:r>
+    </w:p>
+    <w:p>
+      <w:pPr>
+        <w:spacing w:after="140"/>
+        <w:ind w:left="624"/>
+      </w:pPr>
+      <w:r>
+        <w:rPr>
+          <w:color w:val="555555"/>
+          <w:sz w:val="18"/>
+        </w:rPr>
+        <w:t>https://www.enexpa.es</w:t>
+        <w:br/>
+      </w:r>
+      <w:r>
+        <w:rPr>
+          <w:b/>
+          <w:sz w:val="19"/>
+        </w:rPr>
+        <w:t xml:space="preserve">Uso en Augur: </w:t>
+      </w:r>
+      <w:r>
+        <w:rPr>
+          <w:sz w:val="19"/>
+        </w:rPr>
+        <w:t>Anexo 1, justificación (2), por la misma razón que Globalsyde.</w:t>
+      </w:r>
+    </w:p>
+    <w:p>
+      <w:pPr>
+        <w:tabs>
+          <w:tab w:pos="624" w:val="left"/>
+        </w:tabs>
+        <w:spacing w:after="20"/>
+        <w:ind w:left="624" w:hanging="624"/>
+      </w:pPr>
+      <w:r>
+        <w:rPr>
+          <w:b/>
+          <w:color w:val="B45309"/>
+        </w:rPr>
+        <w:t>[V]</w:t>
+        <w:tab/>
+      </w:r>
+      <w:r>
+        <w:t>SIGE Comercialización, ERP para comercializadoras y distribuidoras de electricidad y gas, España.</w:t>
+      </w:r>
+    </w:p>
+    <w:p>
+      <w:pPr>
+        <w:spacing w:after="140"/>
+        <w:ind w:left="624"/>
+      </w:pPr>
+      <w:r>
+        <w:rPr>
+          <w:color w:val="555555"/>
+          <w:sz w:val="18"/>
+        </w:rPr>
+        <w:t>asest.es/story/sige-erp-electridad-gas/</w:t>
+        <w:br/>
+      </w:r>
+      <w:r>
+        <w:rPr>
+          <w:b/>
+          <w:sz w:val="19"/>
+        </w:rPr>
+        <w:t xml:space="preserve">Uso en Augur: </w:t>
+      </w:r>
+      <w:r>
+        <w:rPr>
+          <w:sz w:val="19"/>
+        </w:rPr>
+        <w:t>Anexo 1, justificación (2). Fabricante y página oficial sin confirmar (un directorio lo atribuye a Grupo Audinfor).</w:t>
+      </w:r>
+    </w:p>
+    <w:p>
+      <w:pPr>
+        <w:pStyle w:val="Heading1"/>
+      </w:pPr>
+      <w:r>
+        <w:t>10. Librerías de código abierto</w:t>
       </w:r>
     </w:p>
     <w:p>
@@ -6404,7 +6788,7 @@
         <w:pStyle w:val="Heading1"/>
       </w:pPr>
       <w:r>
-        <w:t>10. Herramientas e infraestructura</w:t>
+        <w:t>11. Herramientas e infraestructura</w:t>
       </w:r>
     </w:p>
     <w:p>
@@ -6594,7 +6978,7 @@
         <w:pStyle w:val="Heading1"/>
       </w:pPr>
       <w:r>
-        <w:t>11. Material propio del proyecto (para citar o anexar)</w:t>
+        <w:t>12. Material propio del proyecto (para citar o anexar)</w:t>
       </w:r>
     </w:p>
     <w:p>
@@ -6704,7 +7088,7 @@
           <w:color w:val="555555"/>
           <w:sz w:val="18"/>
         </w:rPr>
-        <w:t>91 referencias bibliográficas, regulatorias y de datos · 24 librerías · 13 herramientas</w:t>
+        <w:t>99 referencias bibliográficas, regulatorias y de datos · 24 librerías · 13 herramientas</w:t>
       </w:r>
     </w:p>
     <w:sectPr>

--- a/docs/Referencias_Augur_paper.docx
+++ b/docs/Referencias_Augur_paper.docx
@@ -246,7 +246,7 @@
         <w:rPr>
           <w:sz w:val="19"/>
         </w:rPr>
-        <w:t>Explica el salto de medianoche: las 24 horas de un día salen de una sola subasta (bitácora del 18-sep). En el informe se cita junto a Kapoor y Wichitaksorn para decir que los modelos simples compiten con el aprendizaje profundo; ese uso conviene revisarlo, porque el paper compara marcos univariados y multivariados, no modelos simples contra redes profundas.</w:t>
+        <w:t>Explica el salto de medianoche: las 24 horas de un día salen de una sola subasta (bitácora del 18-sep). En el informe respalda modelar el día como un vector de 24 horas (marcos multivariados).</w:t>
       </w:r>
     </w:p>
     <w:p>
@@ -387,7 +387,7 @@
         <w:rPr>
           <w:sz w:val="19"/>
         </w:rPr>
-        <w:t>Votante del ensamble de la primera etapa (notebook 06) y uno de los modelos del benchmark del escenario realista. En el informe final figura en la lista de referencias pero no se cita en el texto.</w:t>
+        <w:t>Votante del ensamble de la primera etapa (notebook 06) y uno de los modelos del benchmark del escenario realista. En el informe, Solución 1 (ensamble de seis modelos).</w:t>
       </w:r>
     </w:p>
     <w:p>
@@ -575,7 +575,7 @@
         <w:rPr>
           <w:sz w:val="19"/>
         </w:rPr>
-        <w:t>N-BEATSx, votante del ensamble de la primera etapa (notebook 09). En el informe final figura en la lista de referencias pero no se cita en el texto.</w:t>
+        <w:t>N-BEATSx, votante del ensamble de la primera etapa (notebook 09). En el informe, Solución 1.</w:t>
       </w:r>
     </w:p>
     <w:p>
@@ -622,7 +622,7 @@
         <w:rPr>
           <w:sz w:val="19"/>
         </w:rPr>
-        <w:t>N-HiTS, votante del ensamble de la primera etapa (notebook 09). En el informe final figura en la lista de referencias pero no se cita en el texto.</w:t>
+        <w:t>N-HiTS, votante del ensamble de la primera etapa (notebook 09). En el informe, Solución 1.</w:t>
       </w:r>
     </w:p>
     <w:p>
@@ -716,7 +716,7 @@
         <w:rPr>
           <w:sz w:val="19"/>
         </w:rPr>
-        <w:t>ARX+GARCH(1,1) (notebook 08). En el informe final figura en la lista de referencias pero no se cita en el texto.</w:t>
+        <w:t>ARX+GARCH(1,1) (notebook 08): varianza condicional del error y bandas propias; en el informe, Solución 1 (ensamble de seis modelos).</w:t>
       </w:r>
     </w:p>
     <w:p>
@@ -763,7 +763,7 @@
         <w:rPr>
           <w:sz w:val="19"/>
         </w:rPr>
-        <w:t>EGARCH: variantes asimétricas de GARCH probadas como votante (pronósticos EGARCH-t y EGARCH-skewt). En el informe final figura en la lista de referencias pero no se cita en el texto.</w:t>
+        <w:t>Introduce el EGARCH y la distribución de error generalizada (GED): base del votante GARCH-GED del ensamble de la primera etapa (en el informe, Solución 1) y de las variantes EGARCH-t y EGARCH-skewt probadas después.</w:t>
       </w:r>
     </w:p>
     <w:p>
@@ -1261,7 +1261,7 @@
         <w:tab/>
       </w:r>
       <w:r>
-        <w:t>V. Vovk, A. Gammerman y G. Shafer, Algorithmic Learning in a Random World. Nueva York: Springer, 2005.</w:t>
+        <w:t>V. Vovk, A. Gammerman y G. Shafer, Algorithmic Learning in a Random World, 2.ª ed. Cham, Suiza: Springer, 2022.</w:t>
       </w:r>
     </w:p>
     <w:p>
@@ -1274,7 +1274,7 @@
           <w:color w:val="555555"/>
           <w:sz w:val="18"/>
         </w:rPr>
-        <w:t>doi: 10.1007/b106715</w:t>
+        <w:t>doi: 10.1007/978-3-031-06649-8</w:t>
         <w:br/>
       </w:r>
       <w:r>
@@ -2111,11 +2111,11 @@
           <w:b/>
           <w:color w:val="B45309"/>
         </w:rPr>
-        <w:t>[S]</w:t>
+        <w:t>[L]</w:t>
         <w:tab/>
       </w:r>
       <w:r>
-        <w:t>N. Cesa-Bianchi y G. Lugosi, Prediction, Learning, and Games. Cambridge: Cambridge Univ. Press, 2006.</w:t>
+        <w:t>G. A. Singh, "Regime-aware deep learning for financial forecasting: an adaptive short-term bias compensation framework for the Warsaw Stock Exchange," Expert Syst. Appl., vol. 332, art. 133584, 2027.</w:t>
       </w:r>
     </w:p>
     <w:p>
@@ -2128,7 +2128,7 @@
           <w:color w:val="555555"/>
           <w:sz w:val="18"/>
         </w:rPr>
-        <w:t>doi: 10.1017/CBO9780511546921</w:t>
+        <w:t>doi: 10.1016/j.eswa.2026.133584</w:t>
         <w:br/>
       </w:r>
       <w:r>
@@ -2142,7 +2142,7 @@
         <w:rPr>
           <w:sz w:val="19"/>
         </w:rPr>
-        <w:t>Lectura pendiente según la bitácora: aprendizaje con expertos, alternativa continua a la selección de método.</w:t>
+        <w:t>STBC por régimen (fuera de energía). Probado fielmente: λ = 0 en validación; no aporta.</w:t>
       </w:r>
     </w:p>
     <w:p>
@@ -2158,11 +2158,11 @@
           <w:b/>
           <w:color w:val="B45309"/>
         </w:rPr>
-        <w:t>[L]</w:t>
+        <w:t>[S]</w:t>
         <w:tab/>
       </w:r>
       <w:r>
-        <w:t>G. A. Singh, "Regime-aware deep learning for financial forecasting: an adaptive short-term bias compensation framework for the Warsaw Stock Exchange," Expert Syst. Appl., vol. 332, art. 133584, 2027.</w:t>
+        <w:t>R. I. Chang, C. H. Wang, L. C. Wei y Y. F. Lu, "LSTM with short-term bias compensation to determine trading strategy under black swan events of Taiwan ETF50 stock," Appl. Sci., vol. 14, no. 18, art. 8576, 2024.</w:t>
       </w:r>
     </w:p>
     <w:p>
@@ -2175,7 +2175,7 @@
           <w:color w:val="555555"/>
           <w:sz w:val="18"/>
         </w:rPr>
-        <w:t>doi: 10.1016/j.eswa.2026.133584</w:t>
+        <w:t>doi: 10.3390/app14188576</w:t>
         <w:br/>
       </w:r>
       <w:r>
@@ -2189,7 +2189,7 @@
         <w:rPr>
           <w:sz w:val="19"/>
         </w:rPr>
-        <w:t>STBC por régimen (fuera de energía). Probado fielmente: λ = 0 en validación; no aporta.</w:t>
+        <w:t>STBC original (λ fijo); conocido a través de Singh (no se leyó el original).</w:t>
       </w:r>
     </w:p>
     <w:p>
@@ -2205,11 +2205,11 @@
           <w:b/>
           <w:color w:val="B45309"/>
         </w:rPr>
-        <w:t>[S]</w:t>
+        <w:t>[L]</w:t>
         <w:tab/>
       </w:r>
       <w:r>
-        <w:t>R. I. Chang, C. H. Wang, L. C. Wei y Y. F. Lu, "LSTM with short-term bias compensation to determine trading strategy under black swan events of Taiwan ETF50 stock," Appl. Sci., vol. 14, no. 18, art. 8576, 2024.</w:t>
+        <w:t>V. Le Guen y N. Thome, "Shape and time distortion loss for training deep time series forecasting models," en Adv. Neural Inf. Process. Syst. 32 (NeurIPS 2019), 2019.</w:t>
       </w:r>
     </w:p>
     <w:p>
@@ -2222,7 +2222,7 @@
           <w:color w:val="555555"/>
           <w:sz w:val="18"/>
         </w:rPr>
-        <w:t>doi: 10.3390/app14188576</w:t>
+        <w:t>arXiv:1909.09020</w:t>
         <w:br/>
       </w:r>
       <w:r>
@@ -2236,7 +2236,7 @@
         <w:rPr>
           <w:sz w:val="19"/>
         </w:rPr>
-        <w:t>STBC original (λ fijo); conocido a través de Singh (no se leyó el original).</w:t>
+        <w:t>Pérdida de forma DILATE, probada contra el amortiguamiento en las rampas: recupera la amplitud pero pasa el error a la forma (49 % del error cuadrático), así que no se adoptó.</w:t>
       </w:r>
     </w:p>
     <w:p>
@@ -2252,11 +2252,11 @@
           <w:b/>
           <w:color w:val="B45309"/>
         </w:rPr>
-        <w:t>[L]</w:t>
+        <w:t>[S]</w:t>
         <w:tab/>
       </w:r>
       <w:r>
-        <w:t>V. Le Guen y N. Thome, "Shape and time distortion loss for training deep time series forecasting models," en Adv. Neural Inf. Process. Syst. 32 (NeurIPS 2019), 2019.</w:t>
+        <w:t>R. J. Hyndman y M. S. Ullah, "Robust forecasting of mortality and fertility rates: A functional data approach," Comput. Stat. Data Anal., vol. 51, no. 10, pp. 4942–4956, 2007.</w:t>
       </w:r>
     </w:p>
     <w:p>
@@ -2269,7 +2269,7 @@
           <w:color w:val="555555"/>
           <w:sz w:val="18"/>
         </w:rPr>
-        <w:t>arXiv:1909.09020</w:t>
+        <w:t>doi: 10.1016/j.csda.2006.07.028</w:t>
         <w:br/>
       </w:r>
       <w:r>
@@ -2283,7 +2283,15 @@
         <w:rPr>
           <w:sz w:val="19"/>
         </w:rPr>
-        <w:t>Pérdida de forma DILATE, probada contra el amortiguamiento en las rampas: recupera la amplitud pero pasa el error a la forma (49 % del error cuadrático), así que no se adoptó.</w:t>
+        <w:t>Método del análisis funcional de la curva diaria (fpca_hyndman_24h.py, vía Gallón y Barrientos): curva media más componentes principales funcionales cuyos pesos se pronostican. Probado como votante: peso cero, pero empata al ensamble en rampa fuerte.</w:t>
+      </w:r>
+    </w:p>
+    <w:p>
+      <w:pPr>
+        <w:pStyle w:val="Heading1"/>
+      </w:pPr>
+      <w:r>
+        <w:t>4. Procesamiento de señales (enfoque de Ingeniería Electrónica)</w:t>
       </w:r>
     </w:p>
     <w:p>
@@ -2299,11 +2307,11 @@
           <w:b/>
           <w:color w:val="B45309"/>
         </w:rPr>
-        <w:t>[S]</w:t>
+        <w:t>[C]</w:t>
         <w:tab/>
       </w:r>
       <w:r>
-        <w:t>J. O. Ramsay y B. W. Silverman, Functional Data Analysis, 2.ª ed. Nueva York: Springer, 2005.</w:t>
+        <w:t>A. Savitzky y M. J. E. Golay, "Smoothing and differentiation of data by simplified least squares procedures," Anal. Chem., vol. 36, no. 8, pp. 1627–1639, 1964.</w:t>
       </w:r>
     </w:p>
     <w:p>
@@ -2316,7 +2324,7 @@
           <w:color w:val="555555"/>
           <w:sz w:val="18"/>
         </w:rPr>
-        <w:t>doi: 10.1007/b98888</w:t>
+        <w:t>doi: 10.1021/ac60214a047</w:t>
         <w:br/>
       </w:r>
       <w:r>
@@ -2330,15 +2338,7 @@
         <w:rPr>
           <w:sz w:val="19"/>
         </w:rPr>
-        <w:t>FPCA de la curva diaria (probada como votante: peso cero, pero empata al ensamble en rampa fuerte).</w:t>
-      </w:r>
-    </w:p>
-    <w:p>
-      <w:pPr>
-        <w:pStyle w:val="Heading1"/>
-      </w:pPr>
-      <w:r>
-        <w:t>4. Procesamiento de señales (enfoque de Ingeniería Electrónica)</w:t>
+        <w:t>Tendencia de la caracterización (OE1): polinomio de orden 3 en ventanas de 721 h. Validado frente a Butterworth, Kalman, wavelet y promedio móvil en comparar_filtros_tendencia.py.</w:t>
       </w:r>
     </w:p>
     <w:p>
@@ -2358,7 +2358,7 @@
         <w:tab/>
       </w:r>
       <w:r>
-        <w:t>A. Savitzky y M. J. E. Golay, "Smoothing and differentiation of data by simplified least squares procedures," Anal. Chem., vol. 36, no. 8, pp. 1627–1639, 1964.</w:t>
+        <w:t>A. V. Oppenheim y R. W. Schafer, Discrete-Time Signal Processing, 3.ª ed. Upper Saddle River, NJ: Pearson, 2010.</w:t>
       </w:r>
     </w:p>
     <w:p>
@@ -2371,7 +2371,7 @@
           <w:color w:val="555555"/>
           <w:sz w:val="18"/>
         </w:rPr>
-        <w:t>doi: 10.1021/ac60214a047</w:t>
+        <w:t>—</w:t>
         <w:br/>
       </w:r>
       <w:r>
@@ -2385,7 +2385,7 @@
         <w:rPr>
           <w:sz w:val="19"/>
         </w:rPr>
-        <w:t>Tendencia de la caracterización (OE1): polinomio de orden 3 en ventanas de 721 h. Validado frente a Butterworth, Kalman, wavelet y promedio móvil en comparar_filtros_tendencia.py.</w:t>
+        <w:t>Periodograma de la serie sin tendencia (Ecuación 6 del informe): identifica los periodos dominantes (fs = 1 muestra/h).</w:t>
       </w:r>
     </w:p>
     <w:p>
@@ -2401,11 +2401,11 @@
           <w:b/>
           <w:color w:val="B45309"/>
         </w:rPr>
-        <w:t>[C]</w:t>
+        <w:t>[S]</w:t>
         <w:tab/>
       </w:r>
       <w:r>
-        <w:t>A. V. Oppenheim y R. W. Schafer, Discrete-Time Signal Processing, 3.ª ed. Upper Saddle River, NJ: Pearson, 2010.</w:t>
+        <w:t>S. Butterworth, "On the theory of filter amplifiers," Wireless Engineer, vol. 7, pp. 536–541, 1930.</w:t>
       </w:r>
     </w:p>
     <w:p>
@@ -2432,7 +2432,7 @@
         <w:rPr>
           <w:sz w:val="19"/>
         </w:rPr>
-        <w:t>Periodograma de la serie sin tendencia (Ecuación 6 del informe): identifica los periodos dominantes (fs = 1 muestra/h).</w:t>
+        <w:t>Butterworth de fase cero y causal en la comparación de filtros (comparar_filtros_tendencia.py).</w:t>
       </w:r>
     </w:p>
     <w:p>
@@ -2452,7 +2452,7 @@
         <w:tab/>
       </w:r>
       <w:r>
-        <w:t>S. Butterworth, "On the theory of filter amplifiers," Wireless Engineer, vol. 7, pp. 536–541, 1930.</w:t>
+        <w:t>R. E. Kalman, "A new approach to linear filtering and prediction problems," J. Basic Eng., vol. 82, no. 1, pp. 35–45, 1960.</w:t>
       </w:r>
     </w:p>
     <w:p>
@@ -2465,7 +2465,7 @@
           <w:color w:val="555555"/>
           <w:sz w:val="18"/>
         </w:rPr>
-        <w:t>—</w:t>
+        <w:t>doi: 10.1115/1.3662552</w:t>
         <w:br/>
       </w:r>
       <w:r>
@@ -2479,7 +2479,7 @@
         <w:rPr>
           <w:sz w:val="19"/>
         </w:rPr>
-        <w:t>Butterworth de fase cero y causal en la comparación de filtros (comparar_filtros_tendencia.py).</w:t>
+        <w:t>Filtro de Kalman en la misma comparación.</w:t>
       </w:r>
     </w:p>
     <w:p>
@@ -2499,7 +2499,7 @@
         <w:tab/>
       </w:r>
       <w:r>
-        <w:t>R. E. Kalman, "A new approach to linear filtering and prediction problems," J. Basic Eng., vol. 82, no. 1, pp. 35–45, 1960.</w:t>
+        <w:t>H. E. Rauch, F. Tung y C. T. Striebel, "Maximum likelihood estimates of linear dynamic systems," AIAA J., vol. 3, no. 8, pp. 1445–1450, 1965.</w:t>
       </w:r>
     </w:p>
     <w:p>
@@ -2512,7 +2512,7 @@
           <w:color w:val="555555"/>
           <w:sz w:val="18"/>
         </w:rPr>
-        <w:t>doi: 10.1115/1.3662552</w:t>
+        <w:t>doi: 10.2514/3.3166</w:t>
         <w:br/>
       </w:r>
       <w:r>
@@ -2526,7 +2526,7 @@
         <w:rPr>
           <w:sz w:val="19"/>
         </w:rPr>
-        <w:t>Filtro de Kalman en la misma comparación.</w:t>
+        <w:t>Suavizador RTS (Kalman fuera de línea) de la comparación.</w:t>
       </w:r>
     </w:p>
     <w:p>
@@ -2546,7 +2546,7 @@
         <w:tab/>
       </w:r>
       <w:r>
-        <w:t>H. E. Rauch, F. Tung y C. T. Striebel, "Maximum likelihood estimates of linear dynamic systems," AIAA J., vol. 3, no. 8, pp. 1445–1450, 1965.</w:t>
+        <w:t>S. G. Mallat, "A theory for multiresolution signal decomposition: The wavelet representation," IEEE Trans. Pattern Anal. Mach. Intell., vol. 11, no. 7, pp. 674–693, 1989.</w:t>
       </w:r>
     </w:p>
     <w:p>
@@ -2559,7 +2559,7 @@
           <w:color w:val="555555"/>
           <w:sz w:val="18"/>
         </w:rPr>
-        <w:t>doi: 10.2514/3.3166</w:t>
+        <w:t>doi: 10.1109/34.192463</w:t>
         <w:br/>
       </w:r>
       <w:r>
@@ -2573,7 +2573,15 @@
         <w:rPr>
           <w:sz w:val="19"/>
         </w:rPr>
-        <w:t>Suavizador RTS (Kalman fuera de línea) de la comparación.</w:t>
+        <w:t>Tendencia por wavelet (sym8) de la comparación.</w:t>
+      </w:r>
+    </w:p>
+    <w:p>
+      <w:pPr>
+        <w:pStyle w:val="Heading1"/>
+      </w:pPr>
+      <w:r>
+        <w:t>5. Mercados hidro-dominados (comparación internacional)</w:t>
       </w:r>
     </w:p>
     <w:p>
@@ -2589,11 +2597,11 @@
           <w:b/>
           <w:color w:val="B45309"/>
         </w:rPr>
-        <w:t>[S]</w:t>
+        <w:t>[C]</w:t>
         <w:tab/>
       </w:r>
       <w:r>
-        <w:t>S. G. Mallat, "A theory for multiresolution signal decomposition: The wavelet representation," IEEE Trans. Pattern Anal. Mach. Intell., vol. 11, no. 7, pp. 674–693, 1989.</w:t>
+        <w:t>G. Kapoor y N. Wichitaksorn, "Electricity price forecasting in New Zealand: A comparative analysis of statistical and machine learning models with feature selection," Appl. Energy, vol. 347, art. 121446, 2023.</w:t>
       </w:r>
     </w:p>
     <w:p>
@@ -2606,7 +2614,7 @@
           <w:color w:val="555555"/>
           <w:sz w:val="18"/>
         </w:rPr>
-        <w:t>doi: 10.1109/34.192463</w:t>
+        <w:t>doi: 10.1016/j.apenergy.2023.121446</w:t>
         <w:br/>
       </w:r>
       <w:r>
@@ -2620,15 +2628,7 @@
         <w:rPr>
           <w:sz w:val="19"/>
         </w:rPr>
-        <w:t>Tendencia por wavelet (sym8) de la comparación.</w:t>
-      </w:r>
-    </w:p>
-    <w:p>
-      <w:pPr>
-        <w:pStyle w:val="Heading1"/>
-      </w:pPr>
-      <w:r>
-        <w:t>5. Mercados hidro-dominados (comparación internacional)</w:t>
+        <w:t>En el informe: ninguno de sus 33 modelos baja de MASE 1 (mejor 1,26), mientras Augur supera a su referencia ingenua en todos los años; se presenta como «superar al ingenuo en una tarea más difícil», no como comparación directa (transforman con Box-Cox y pronostican precio diario).</w:t>
       </w:r>
     </w:p>
     <w:p>
@@ -2644,11 +2644,11 @@
           <w:b/>
           <w:color w:val="B45309"/>
         </w:rPr>
-        <w:t>[C]</w:t>
+        <w:t>[L]</w:t>
         <w:tab/>
       </w:r>
       <w:r>
-        <w:t>G. Kapoor y N. Wichitaksorn, "Electricity price forecasting in New Zealand: A comparative analysis of statistical and machine learning models with feature selection," Appl. Energy, vol. 347, art. 121446, 2023.</w:t>
+        <w:t>G. Kapoor, N. Wichitaksorn y W. Zhang, "Analyzing and forecasting electricity price using regime-switching models: The case of New Zealand market," J. Forecast., vol. 42, no. 8, pp. 2011–2026, 2023.</w:t>
       </w:r>
     </w:p>
     <w:p>
@@ -2661,7 +2661,7 @@
           <w:color w:val="555555"/>
           <w:sz w:val="18"/>
         </w:rPr>
-        <w:t>doi: 10.1016/j.apenergy.2023.121446</w:t>
+        <w:t>doi: 10.1002/for.3004</w:t>
         <w:br/>
       </w:r>
       <w:r>
@@ -2675,7 +2675,7 @@
         <w:rPr>
           <w:sz w:val="19"/>
         </w:rPr>
-        <w:t>En el informe: ninguno de sus 33 modelos baja de MASE 1 (mejor 1,26), mientras Augur supera a su referencia ingenua en todos los años; se presenta como «superar al ingenuo en una tarea más difícil», no como comparación directa (transforman con Box-Cox y pronostican precio diario).</w:t>
+        <w:t>Regímenes de Markov y EVT; más regímenes no mejoran el pronóstico.</w:t>
       </w:r>
     </w:p>
     <w:p>
@@ -2695,7 +2695,7 @@
         <w:tab/>
       </w:r>
       <w:r>
-        <w:t>G. Kapoor, N. Wichitaksorn y W. Zhang, "Analyzing and forecasting electricity price using regime-switching models: The case of New Zealand market," J. Forecast., vol. 42, no. 8, pp. 2011–2026, 2023.</w:t>
+        <w:t>M. T. D. Phan, T. T. Truong, H. P. Ha y D. T. Nguyen, "Electricity price forecasting across Norway's five bidding zones in the post-crisis era," preprint, 2026.</w:t>
       </w:r>
     </w:p>
     <w:p>
@@ -2708,7 +2708,7 @@
           <w:color w:val="555555"/>
           <w:sz w:val="18"/>
         </w:rPr>
-        <w:t>doi: 10.1002/for.3004</w:t>
+        <w:t>arXiv:2604.26634</w:t>
         <w:br/>
       </w:r>
       <w:r>
@@ -2722,7 +2722,7 @@
         <w:rPr>
           <w:sz w:val="19"/>
         </w:rPr>
-        <w:t>Regímenes de Markov y EVT; más regímenes no mejoran el pronóstico.</w:t>
+        <w:t>Referencia noruega con LightGBM; comparación de sMAPE y R².</w:t>
       </w:r>
     </w:p>
     <w:p>
@@ -2742,7 +2742,7 @@
         <w:tab/>
       </w:r>
       <w:r>
-        <w:t>M. T. D. Phan, T. T. Truong, H. P. Ha y D. T. Nguyen, "Electricity price forecasting across Norway's five bidding zones in the post-crisis era," preprint, 2026.</w:t>
+        <w:t>A. Brigatto, A. Street y J. Dias Garcia, "How optimistic inflow forecasts distort dispatch, prices, and contracts in hydro-dominated power systems: evidence from Brazil," preprint, 2026.</w:t>
       </w:r>
     </w:p>
     <w:p>
@@ -2755,7 +2755,7 @@
           <w:color w:val="555555"/>
           <w:sz w:val="18"/>
         </w:rPr>
-        <w:t>arXiv:2604.26634</w:t>
+        <w:t>arXiv:2607.00504</w:t>
         <w:br/>
       </w:r>
       <w:r>
@@ -2769,7 +2769,7 @@
         <w:rPr>
           <w:sz w:val="19"/>
         </w:rPr>
-        <w:t>Referencia noruega con LightGBM; comparación de sMAPE y R².</w:t>
+        <w:t>Idea de «memoria hidrológica» (anomalía acumulada de aportes). Probada: no significativa (p = 0,52).</w:t>
       </w:r>
     </w:p>
     <w:p>
@@ -2789,7 +2789,7 @@
         <w:tab/>
       </w:r>
       <w:r>
-        <w:t>A. Brigatto, A. Street y J. Dias Garcia, "How optimistic inflow forecasts distort dispatch, prices, and contracts in hydro-dominated power systems: evidence from Brazil," preprint, 2026.</w:t>
+        <w:t>M. B. B. Dias, G. R. S. Lira y V. M. E. Freire, "Methodology for multi-step forecasting of electricity spot prices based on neural networks applied to the Brazilian energy market," Energies, vol. 17, no. 8, art. 1864, 2024.</w:t>
       </w:r>
     </w:p>
     <w:p>
@@ -2802,7 +2802,7 @@
           <w:color w:val="555555"/>
           <w:sz w:val="18"/>
         </w:rPr>
-        <w:t>arXiv:2607.00504</w:t>
+        <w:t>doi: 10.3390/en17081864</w:t>
         <w:br/>
       </w:r>
       <w:r>
@@ -2816,7 +2816,7 @@
         <w:rPr>
           <w:sz w:val="19"/>
         </w:rPr>
-        <w:t>Idea de «memoria hidrológica» (anomalía acumulada de aportes). Probada: no significativa (p = 0,52).</w:t>
+        <w:t>Poda por multicolinealidad: probada, no funciona y es riesgosa si se implementa literal; referencia brasileña de pronóstico multipaso.</w:t>
       </w:r>
     </w:p>
     <w:p>
@@ -2836,7 +2836,7 @@
         <w:tab/>
       </w:r>
       <w:r>
-        <w:t>M. B. B. Dias, G. R. S. Lira y V. M. E. Freire, "Methodology for multi-step forecasting of electricity spot prices based on neural networks applied to the Brazilian energy market," Energies, vol. 17, no. 8, art. 1864, 2024.</w:t>
+        <w:t>E. A. Nunes, V. H. Ferreira y A. da Costa Pinho, "Information theoretic learning applied to daily streamflow forecast and its impact on the Brazilian hourly energy spot prices," J. Control Autom. Electr. Syst., vol. 35, no. 5, pp. 949–959, 2024.</w:t>
       </w:r>
     </w:p>
     <w:p>
@@ -2849,7 +2849,7 @@
           <w:color w:val="555555"/>
           <w:sz w:val="18"/>
         </w:rPr>
-        <w:t>doi: 10.3390/en17081864</w:t>
+        <w:t>doi: 10.1007/s40313-024-01110-z</w:t>
         <w:br/>
       </w:r>
       <w:r>
@@ -2863,7 +2863,7 @@
         <w:rPr>
           <w:sz w:val="19"/>
         </w:rPr>
-        <w:t>Poda por multicolinealidad: probada, no funciona y es riesgosa si se implementa literal; referencia brasileña de pronóstico multipaso.</w:t>
+        <w:t>Pérdida MCC (correntropía), probada en mcc_perdida_robusta_24h.py.</w:t>
       </w:r>
     </w:p>
     <w:p>
@@ -2883,7 +2883,7 @@
         <w:tab/>
       </w:r>
       <w:r>
-        <w:t>E. A. Nunes, V. H. Ferreira y A. da Costa Pinho, "Information theoretic learning applied to daily streamflow forecast and its impact on the Brazilian hourly energy spot prices," J. Control Autom. Electr. Syst., vol. 35, no. 5, pp. 949–959, 2024.</w:t>
+        <w:t>V. V. L. Albani, R. T. Marcavillaca, P. S. E. Moreira et al., "Short-term forecasting of forward prices in the Brazilian electricity market with a hybrid stochastic-neural network model," Energy Econ., vol. 148, art. 108651, 2025.</w:t>
       </w:r>
     </w:p>
     <w:p>
@@ -2896,7 +2896,7 @@
           <w:color w:val="555555"/>
           <w:sz w:val="18"/>
         </w:rPr>
-        <w:t>doi: 10.1007/s40313-024-01110-z</w:t>
+        <w:t>doi: 10.1016/j.eneco.2025.108651</w:t>
         <w:br/>
       </w:r>
       <w:r>
@@ -2910,7 +2910,15 @@
         <w:rPr>
           <w:sz w:val="19"/>
         </w:rPr>
-        <w:t>Pérdida MCC (correntropía), probada en mcc_perdida_robusta_24h.py.</w:t>
+        <w:t>Compuerta por régimen hidrológico; probada en qra_por_regimen.py: no sirve.</w:t>
+      </w:r>
+    </w:p>
+    <w:p>
+      <w:pPr>
+        <w:pStyle w:val="Heading1"/>
+      </w:pPr>
+      <w:r>
+        <w:t>6. Antecedentes en Colombia</w:t>
       </w:r>
     </w:p>
     <w:p>
@@ -2926,11 +2934,11 @@
           <w:b/>
           <w:color w:val="B45309"/>
         </w:rPr>
-        <w:t>[L]</w:t>
+        <w:t>[C]</w:t>
         <w:tab/>
       </w:r>
       <w:r>
-        <w:t>V. V. L. Albani, R. T. Marcavillaca, P. S. E. Moreira et al., "Short-term forecasting of forward prices in the Brazilian electricity market with a hybrid stochastic-neural network model," Energy Econ., vol. 148, art. 108651, 2025.</w:t>
+        <w:t>A. P. Agudelo, J. M. López-Lezama y E. Velilla, "Predicción del precio de la electricidad en la bolsa mediante un modelo neuronal no-lineal autorregresivo con entradas exógenas," Inf. Tecnol., vol. 26, no. 6, pp. 99–108, 2015.</w:t>
       </w:r>
     </w:p>
     <w:p>
@@ -2943,7 +2951,7 @@
           <w:color w:val="555555"/>
           <w:sz w:val="18"/>
         </w:rPr>
-        <w:t>doi: 10.1016/j.eneco.2025.108651</w:t>
+        <w:t>doi: 10.4067/S0718-07642015000600012</w:t>
         <w:br/>
       </w:r>
       <w:r>
@@ -2957,15 +2965,7 @@
         <w:rPr>
           <w:sz w:val="19"/>
         </w:rPr>
-        <w:t>Compuerta por régimen hidrológico; probada en qra_por_regimen.py: no sirve.</w:t>
-      </w:r>
-    </w:p>
-    <w:p>
-      <w:pPr>
-        <w:pStyle w:val="Heading1"/>
-      </w:pPr>
-      <w:r>
-        <w:t>6. Antecedentes en Colombia</w:t>
+        <w:t>Antecedente colombiano (Tabla 4 del informe): red NARX con entradas exógenas, datos previos a 2015, sin incertidumbre.</w:t>
       </w:r>
     </w:p>
     <w:p>
@@ -2985,7 +2985,7 @@
         <w:tab/>
       </w:r>
       <w:r>
-        <w:t>A. P. Agudelo, J. M. López-Lezama y E. Velilla, "Predicción del precio de la electricidad en la bolsa mediante un modelo neuronal no-lineal autorregresivo con entradas exógenas," Inf. Tecnol., vol. 26, no. 6, pp. 99–108, 2015.</w:t>
+        <w:t>A. Muñoz-Santiago, J. Urquijo-Vanstrahlengs, A. Castro-Otero y J. Lombana, "Pronóstico del precio de la energía en Colombia utilizando modelos ARIMA con IGARCH," Rev. Econ. Rosario, vol. 20, no. 1, pp. 127–161, 2017.</w:t>
       </w:r>
     </w:p>
     <w:p>
@@ -2998,7 +2998,7 @@
           <w:color w:val="555555"/>
           <w:sz w:val="18"/>
         </w:rPr>
-        <w:t>doi: 10.4067/S0718-07642015000600012</w:t>
+        <w:t>doi: 10.12804/revistas.urosario.edu.co/economia/a.6152</w:t>
         <w:br/>
       </w:r>
       <w:r>
@@ -3012,7 +3012,7 @@
         <w:rPr>
           <w:sz w:val="19"/>
         </w:rPr>
-        <w:t>Antecedente colombiano (Tabla 4 del informe): red NARX con entradas exógenas, datos previos a 2015, sin incertidumbre.</w:t>
+        <w:t>ARIMA con IGARCH: base del votante ARX+GARCH y antecedente colombiano (Tabla 4 del informe).</w:t>
       </w:r>
     </w:p>
     <w:p>
@@ -3032,7 +3032,7 @@
         <w:tab/>
       </w:r>
       <w:r>
-        <w:t>A. Muñoz-Santiago, J. Urquijo-Vanstrahlengs, A. Castro-Otero y J. Lombana, "Pronóstico del precio de la energía en Colombia utilizando modelos ARIMA con IGARCH," Rev. Econ. Rosario, vol. 20, no. 1, pp. 127–161, 2017.</w:t>
+        <w:t>J. Barrientos Marín, E. Tabares Orozco y E. Velilla, "Forecasting electricity price in Colombia: A comparison between neural network, ARMA process and hybrid models," Int. J. Energy Econ. Policy, vol. 8, no. 3, pp. 97–106, 2018.</w:t>
       </w:r>
     </w:p>
     <w:p>
@@ -3045,7 +3045,7 @@
           <w:color w:val="555555"/>
           <w:sz w:val="18"/>
         </w:rPr>
-        <w:t>doi: 10.12804/revistas.urosario.edu.co/economia/a.6152</w:t>
+        <w:t>—</w:t>
         <w:br/>
       </w:r>
       <w:r>
@@ -3059,7 +3059,7 @@
         <w:rPr>
           <w:sz w:val="19"/>
         </w:rPr>
-        <w:t>ARIMA con IGARCH: base del votante ARX+GARCH y antecedente colombiano (Tabla 4 del informe).</w:t>
+        <w:t>Antecedente colombiano (Tabla 4): ARMAX, NARX e híbrido, mensual; con la prueba DM no hay diferencia significativa entre modelos.</w:t>
       </w:r>
     </w:p>
     <w:p>
@@ -3079,7 +3079,7 @@
         <w:tab/>
       </w:r>
       <w:r>
-        <w:t>J. Barrientos Marín, E. Tabares Orozco y E. Velilla, "Forecasting electricity price in Colombia: A comparison between neural network, ARMA process and hybrid models," Int. J. Energy Econ. Policy, vol. 8, no. 3, pp. 97–106, 2018.</w:t>
+        <w:t>S. Gallón y J. Barrientos, "Forecasting the Colombian electricity spot price under a functional approach," Int. J. Energy Econ. Policy, vol. 11, no. 2, pp. 67–74, 2021.</w:t>
       </w:r>
     </w:p>
     <w:p>
@@ -3092,7 +3092,7 @@
           <w:color w:val="555555"/>
           <w:sz w:val="18"/>
         </w:rPr>
-        <w:t>—</w:t>
+        <w:t>doi: 10.32479/ijeep.10607 (impreso en el PDF; en Crossref resuelve a otro artículo, conviene citar también la URL de econjournals.com)</w:t>
         <w:br/>
       </w:r>
       <w:r>
@@ -3106,7 +3106,7 @@
         <w:rPr>
           <w:sz w:val="19"/>
         </w:rPr>
-        <w:t>Antecedente colombiano (Tabla 4): ARMAX, NARX e híbrido, mensual; con la prueba DM no hay diferencia significativa entre modelos.</w:t>
+        <w:t>Antecedente colombiano horario (FPCA): su MAPE de 6,7 % a un día se compara con el 10,0 % de Augur, en un periodo calmo (2000-2017) y suponiendo conocido el precio del día anterior.</w:t>
       </w:r>
     </w:p>
     <w:p>
@@ -3122,11 +3122,11 @@
           <w:b/>
           <w:color w:val="B45309"/>
         </w:rPr>
-        <w:t>[C]</w:t>
+        <w:t>[L]</w:t>
         <w:tab/>
       </w:r>
       <w:r>
-        <w:t>S. Gallón y J. Barrientos, "Forecasting the Colombian electricity spot price under a functional approach," Int. J. Energy Econ. Policy, vol. 11, no. 2, pp. 67–74, 2021.</w:t>
+        <w:t>C. A. Ferraro Rodríguez, "Análisis de correlaciones del precio de bolsa de energía eléctrica con variables del sector eléctrico y económicas," tesis de maestría, Univ. Nacional de Colombia, Medellín, 2025.</w:t>
       </w:r>
     </w:p>
     <w:p>
@@ -3139,7 +3139,7 @@
           <w:color w:val="555555"/>
           <w:sz w:val="18"/>
         </w:rPr>
-        <w:t>doi: 10.32479/ijeep.10607 (impreso en el PDF; en Crossref resuelve a otro artículo, conviene citar también la URL de econjournals.com)</w:t>
+        <w:t>repositorio.unal.edu.co/items/05583774-4f00-4fb1-8cfa-ecf426497670</w:t>
         <w:br/>
       </w:r>
       <w:r>
@@ -3153,7 +3153,7 @@
         <w:rPr>
           <w:sz w:val="19"/>
         </w:rPr>
-        <w:t>Antecedente colombiano horario (FPCA): su MAPE de 6,7 % a un día se compara con el 10,0 % de Augur, en un periodo calmo (2000-2017) y suponiendo conocido el precio del día anterior.</w:t>
+        <w:t>Respalda corregir el predespacho en vez de modelar desde cero (el precio lo fija la oferta marginal).</w:t>
       </w:r>
     </w:p>
     <w:p>
@@ -3173,7 +3173,7 @@
         <w:tab/>
       </w:r>
       <w:r>
-        <w:t>C. A. Ferraro Rodríguez, "Análisis de correlaciones del precio de bolsa de energía eléctrica con variables del sector eléctrico y económicas," tesis de maestría, Univ. Nacional de Colombia, Medellín, 2025.</w:t>
+        <w:t>J. D. Becerra Pulido, "Pronóstico del precio diario de bolsa en el mercado eléctrico colombiano usando modelos autorregresivos," proyecto de grado, Ing. Electrónica, Univ. Santo Tomás, Bogotá, 2025.</w:t>
       </w:r>
     </w:p>
     <w:p>
@@ -3186,7 +3186,7 @@
           <w:color w:val="555555"/>
           <w:sz w:val="18"/>
         </w:rPr>
-        <w:t>repositorio.unal.edu.co/items/05583774-4f00-4fb1-8cfa-ecf426497670</w:t>
+        <w:t>repository.usta.edu.co/items/d8dd82e6-6d1c-418d-915d-f035cef594d9</w:t>
         <w:br/>
       </w:r>
       <w:r>
@@ -3200,7 +3200,7 @@
         <w:rPr>
           <w:sz w:val="19"/>
         </w:rPr>
-        <w:t>Respalda corregir el predespacho en vez de modelar desde cero (el precio lo fija la oferta marginal).</w:t>
+        <w:t>El trabajo más comparable (mismo programa). Usa el precio del día anterior, que XM no publica a tiempo.</w:t>
       </w:r>
     </w:p>
     <w:p>
@@ -3220,7 +3220,7 @@
         <w:tab/>
       </w:r>
       <w:r>
-        <w:t>J. D. Becerra Pulido, "Pronóstico del precio diario de bolsa en el mercado eléctrico colombiano usando modelos autorregresivos," proyecto de grado, Ing. Electrónica, Univ. Santo Tomás, Bogotá, 2025.</w:t>
+        <w:t>L. Herrera-Mejía, C. D. Hoyos, D. La Rotta, Y. Mejía y J. Castillo, "Forecasting day-ahead hydropower bids in the Colombian electricity market: A two-stage machine learning framework," Smart Energy, vol. 21, art. 100221, 2026.</w:t>
       </w:r>
     </w:p>
     <w:p>
@@ -3233,7 +3233,7 @@
           <w:color w:val="555555"/>
           <w:sz w:val="18"/>
         </w:rPr>
-        <w:t>repository.usta.edu.co/items/d8dd82e6-6d1c-418d-915d-f035cef594d9</w:t>
+        <w:t>doi: 10.1016/j.segy.2025.100221</w:t>
         <w:br/>
       </w:r>
       <w:r>
@@ -3247,7 +3247,7 @@
         <w:rPr>
           <w:sz w:val="19"/>
         </w:rPr>
-        <w:t>El trabajo más comparable (mismo programa). Usa el precio del día anterior, que XM no publica a tiempo.</w:t>
+        <w:t>Inspiró el clasificador de régimen alto (precio &gt; percentil 80) con regresores por régimen.</w:t>
       </w:r>
     </w:p>
     <w:p>
@@ -3263,11 +3263,11 @@
           <w:b/>
           <w:color w:val="B45309"/>
         </w:rPr>
-        <w:t>[L]</w:t>
+        <w:t>[C]</w:t>
         <w:tab/>
       </w:r>
       <w:r>
-        <w:t>V. García del Villar, N. Verano Urueta y R. Ranauro Argumedo, "Diseño de un modelo estadístico para la predicción de los precios de bolsa de energía en Colombia," proyecto final, Univ. del Norte, 2020.</w:t>
+        <w:t>International Energy Agency, "Colombia 2023 – Energy Policy Review," IEA, París, 2023.</w:t>
       </w:r>
     </w:p>
     <w:p>
@@ -3280,7 +3280,7 @@
           <w:color w:val="555555"/>
           <w:sz w:val="18"/>
         </w:rPr>
-        <w:t>hdl.handle.net/10584/9283</w:t>
+        <w:t>https://www.iea.org/reports/colombia-2023</w:t>
         <w:br/>
       </w:r>
       <w:r>
@@ -3294,7 +3294,7 @@
         <w:rPr>
           <w:sz w:val="19"/>
         </w:rPr>
-        <w:t>Antecedente de Uninorte (solo el póster es público).</w:t>
+        <w:t>Matriz mayoritariamente hidroeléctrica: cerca del 72 % de la generación.</w:t>
       </w:r>
     </w:p>
     <w:p>
@@ -3310,11 +3310,11 @@
           <w:b/>
           <w:color w:val="B45309"/>
         </w:rPr>
-        <w:t>[L]</w:t>
+        <w:t>[V]</w:t>
         <w:tab/>
       </w:r>
       <w:r>
-        <w:t>J. Sánchez y C. Noguera, "Estimación del máximo precio ofertado en el mercado de energía mayorista colombiano apoyado en IA," proyecto final, Univ. del Norte, 2024.</w:t>
+        <w:t>Low Carbon Power, "Electricity in Colombia," 2025.</w:t>
       </w:r>
     </w:p>
     <w:p>
@@ -3327,7 +3327,7 @@
           <w:color w:val="555555"/>
           <w:sz w:val="18"/>
         </w:rPr>
-        <w:t>hdl.handle.net/10584/13009</w:t>
+        <w:t>https://lowcarbonpower.org/region/Colombia</w:t>
         <w:br/>
       </w:r>
       <w:r>
@@ -3341,7 +3341,15 @@
         <w:rPr>
           <w:sz w:val="19"/>
         </w:rPr>
-        <w:t>Antecedente de Uninorte sobre el MPO y el riesgo regulatorio.</w:t>
+        <w:t>Participación hidroeléctrica (70-74 %). Se citaba en un borrador anterior del informe; el final usa la IEA.</w:t>
+      </w:r>
+    </w:p>
+    <w:p>
+      <w:pPr>
+        <w:pStyle w:val="Heading1"/>
+      </w:pPr>
+      <w:r>
+        <w:t>7. Regulación (CREG) y normas</w:t>
       </w:r>
     </w:p>
     <w:p>
@@ -3357,11 +3365,11 @@
           <w:b/>
           <w:color w:val="B45309"/>
         </w:rPr>
-        <w:t>[L]</w:t>
+        <w:t>[C]</w:t>
         <w:tab/>
       </w:r>
       <w:r>
-        <w:t>L. Herrera-Mejía, C. D. Hoyos, D. La Rotta, Y. Mejía y J. Castillo, "Forecasting day-ahead hydropower bids in the Colombian electricity market: A two-stage machine learning framework," Smart Energy, vol. 21, art. 100221, 2026.</w:t>
+        <w:t>CREG, "Resolución CREG 025 de 1995, por la cual se establece el Código de Redes," Bogotá, 1995.</w:t>
       </w:r>
     </w:p>
     <w:p>
@@ -3374,7 +3382,7 @@
           <w:color w:val="555555"/>
           <w:sz w:val="18"/>
         </w:rPr>
-        <w:t>doi: 10.1016/j.segy.2025.100221</w:t>
+        <w:t>gestornormativo.creg.gov.co</w:t>
         <w:br/>
       </w:r>
       <w:r>
@@ -3388,7 +3396,7 @@
         <w:rPr>
           <w:sz w:val="19"/>
         </w:rPr>
-        <w:t>Inspiró el clasificador de régimen alto (precio &gt; percentil 80) con regresores por régimen.</w:t>
+        <w:t>Cierre de ofertas a las 08:00 de D-1: el pronóstico con predespacho sirve para decisiones posteriores (compras en bolsa, coberturas), no para formular ofertas.</w:t>
       </w:r>
     </w:p>
     <w:p>
@@ -3404,11 +3412,11 @@
           <w:b/>
           <w:color w:val="B45309"/>
         </w:rPr>
-        <w:t>[C]</w:t>
+        <w:t>[L]</w:t>
         <w:tab/>
       </w:r>
       <w:r>
-        <w:t>International Energy Agency, "Colombia 2023 – Energy Policy Review," IEA, París, 2023.</w:t>
+        <w:t>CREG, Resolución 024 de 1995 (modificada por la 011 de 2010) y Resolución 051 de 2009 (modificada por la 101 028 de 2022): formación del precio de bolsa.</w:t>
       </w:r>
     </w:p>
     <w:p>
@@ -3421,7 +3429,7 @@
           <w:color w:val="555555"/>
           <w:sz w:val="18"/>
         </w:rPr>
-        <w:t>https://www.iea.org/reports/colombia-2023</w:t>
+        <w:t>gestornormativo.creg.gov.co</w:t>
         <w:br/>
       </w:r>
       <w:r>
@@ -3435,7 +3443,7 @@
         <w:rPr>
           <w:sz w:val="19"/>
         </w:rPr>
-        <w:t>Matriz mayoritariamente hidroeléctrica: cerca del 72 % de la generación.</w:t>
+        <w:t>Despacho ideal ex post, MPO del recurso marginal y ΔI.</w:t>
       </w:r>
     </w:p>
     <w:p>
@@ -3451,11 +3459,11 @@
           <w:b/>
           <w:color w:val="B45309"/>
         </w:rPr>
-        <w:t>[V]</w:t>
+        <w:t>[L]</w:t>
         <w:tab/>
       </w:r>
       <w:r>
-        <w:t>Low Carbon Power, "Electricity in Colombia," 2025.</w:t>
+        <w:t>CREG, Documento CREG 901 044 de 2023, "Metodología para la determinación del precio de bolsa — propuesta de ajuste temporal" (soporte del Proyecto de Resolución 701 028 de 2023).</w:t>
       </w:r>
     </w:p>
     <w:p>
@@ -3468,7 +3476,7 @@
           <w:color w:val="555555"/>
           <w:sz w:val="18"/>
         </w:rPr>
-        <w:t>https://lowcarbonpower.org/region/Colombia</w:t>
+        <w:t>gestornormativo.creg.gov.co/gestor/entorno/docs/originales/Proyecto_Resoluci%C3%B3n_CREG_701_028_2023/</w:t>
         <w:br/>
       </w:r>
       <w:r>
@@ -3482,15 +3490,7 @@
         <w:rPr>
           <w:sz w:val="19"/>
         </w:rPr>
-        <w:t>Participación hidroeléctrica (70-74 %). Se citaba en un borrador anterior del informe; el final usa la IEA.</w:t>
-      </w:r>
-    </w:p>
-    <w:p>
-      <w:pPr>
-        <w:pStyle w:val="Heading1"/>
-      </w:pPr>
-      <w:r>
-        <w:t>7. Regulación (CREG) y normas</w:t>
+        <w:t>Datos del planteamiento: 67 % de capacidad hidráulica, concentración, índice de Lerner.</w:t>
       </w:r>
     </w:p>
     <w:p>
@@ -3506,11 +3506,11 @@
           <w:b/>
           <w:color w:val="B45309"/>
         </w:rPr>
-        <w:t>[C]</w:t>
+        <w:t>[L]</w:t>
         <w:tab/>
       </w:r>
       <w:r>
-        <w:t>CREG, "Resolución CREG 025 de 1995, por la cual se establece el Código de Redes," Bogotá, 1995.</w:t>
+        <w:t>CREG, Proyecto de Resolución 701 049 de 2024 y Documento 901 097 de 2024; SIC, Concepto 183210 de 2024.</w:t>
       </w:r>
     </w:p>
     <w:p>
@@ -3523,7 +3523,7 @@
           <w:color w:val="555555"/>
           <w:sz w:val="18"/>
         </w:rPr>
-        <w:t>gestornormativo.creg.gov.co</w:t>
+        <w:t>gestornormativo.creg.gov.co/gestor/entorno/docs/originales/Proyecto_Resoluci%C3%B3n_CREG_701_049_2024/</w:t>
         <w:br/>
       </w:r>
       <w:r>
@@ -3537,7 +3537,7 @@
         <w:rPr>
           <w:sz w:val="19"/>
         </w:rPr>
-        <w:t>Cierre de ofertas a las 08:00 de D-1: el pronóstico con predespacho sirve para decisiones posteriores (compras en bolsa, coberturas), no para formular ofertas.</w:t>
+        <w:t>Ajuste del MPO hidráulico (no adoptado).</w:t>
       </w:r>
     </w:p>
     <w:p>
@@ -3557,7 +3557,7 @@
         <w:tab/>
       </w:r>
       <w:r>
-        <w:t>CREG, Resolución 024 de 1995 (modificada por la 011 de 2010) y Resolución 051 de 2009 (modificada por la 101 028 de 2022): formación del precio de bolsa.</w:t>
+        <w:t>CREG, Resoluciones 101 056 y 101 059 de 2024 (precio de oferta ajustado; modifican la CREG 026 de 2014).</w:t>
       </w:r>
     </w:p>
     <w:p>
@@ -3570,7 +3570,7 @@
           <w:color w:val="555555"/>
           <w:sz w:val="18"/>
         </w:rPr>
-        <w:t>gestornormativo.creg.gov.co</w:t>
+        <w:t>gestornormativo.creg.gov.co/gestor/entorno/docs/resolucion_creg_101-59_2024.htm</w:t>
         <w:br/>
       </w:r>
       <w:r>
@@ -3584,7 +3584,7 @@
         <w:rPr>
           <w:sz w:val="19"/>
         </w:rPr>
-        <w:t>Despacho ideal ex post, MPO del recurso marginal y ΔI.</w:t>
+        <w:t>Cambios de regla dentro del periodo de entrenamiento (sep-oct 2024).</w:t>
       </w:r>
     </w:p>
     <w:p>
@@ -3604,7 +3604,7 @@
         <w:tab/>
       </w:r>
       <w:r>
-        <w:t>CREG, Documento CREG 901 044 de 2023, "Metodología para la determinación del precio de bolsa — propuesta de ajuste temporal" (soporte del Proyecto de Resolución 701 028 de 2023).</w:t>
+        <w:t>CREG, Resolución 101 127 de 2026 y Documento 901 431 de 2026, "Medidas transitorias para asegurar el abastecimiento de energía ante el fenómeno de El Niño 2026-2027".</w:t>
       </w:r>
     </w:p>
     <w:p>
@@ -3617,7 +3617,7 @@
           <w:color w:val="555555"/>
           <w:sz w:val="18"/>
         </w:rPr>
-        <w:t>gestornormativo.creg.gov.co/gestor/entorno/docs/originales/Proyecto_Resoluci%C3%B3n_CREG_701_028_2023/</w:t>
+        <w:t>gestornormativo.creg.gov.co/gestor/entorno/docs/originales/Resoluci%C3%B3n_CREG_101_127_2026/</w:t>
         <w:br/>
       </w:r>
       <w:r>
@@ -3631,7 +3631,7 @@
         <w:rPr>
           <w:sz w:val="19"/>
         </w:rPr>
-        <w:t>Datos del planteamiento: 67 % de capacidad hidráulica, concentración, índice de Lerner.</w:t>
+        <w:t>Cambió la formación del precio desde sep-2026; explica el mayor error de sep-oct 2026.</w:t>
       </w:r>
     </w:p>
     <w:p>
@@ -3651,7 +3651,7 @@
         <w:tab/>
       </w:r>
       <w:r>
-        <w:t>CREG, Proyecto de Resolución 701 049 de 2024 y Documento 901 097 de 2024; SIC, Concepto 183210 de 2024.</w:t>
+        <w:t>CREG, Resolución 157 de 2011 (modificada por la 211 de 2015) y Concepto 6762 de 2020: versiones de liquidación TX1, TX2, TXR y TXF.</w:t>
       </w:r>
     </w:p>
     <w:p>
@@ -3664,7 +3664,7 @@
           <w:color w:val="555555"/>
           <w:sz w:val="18"/>
         </w:rPr>
-        <w:t>gestornormativo.creg.gov.co/gestor/entorno/docs/originales/Proyecto_Resoluci%C3%B3n_CREG_701_049_2024/</w:t>
+        <w:t>gestornormativo.creg.gov.co/gestor/entorno/docs/ee_2_9_2_3.htm</w:t>
         <w:br/>
       </w:r>
       <w:r>
@@ -3678,7 +3678,7 @@
         <w:rPr>
           <w:sz w:val="19"/>
         </w:rPr>
-        <w:t>Ajuste del MPO hidráulico (no adoptado).</w:t>
+        <w:t>Por qué el precio real llega con unos 3 días de rezago (corte del escenario realista).</w:t>
       </w:r>
     </w:p>
     <w:p>
@@ -3694,11 +3694,11 @@
           <w:b/>
           <w:color w:val="B45309"/>
         </w:rPr>
-        <w:t>[L]</w:t>
+        <w:t>[C]</w:t>
         <w:tab/>
       </w:r>
       <w:r>
-        <w:t>CREG, Resoluciones 101 056 y 101 059 de 2024 (precio de oferta ajustado; modifican la CREG 026 de 2014).</w:t>
+        <w:t>CREG, "Resolución CREG 178 de 2015, por la cual se establecen medidas para garantizar la prestación del servicio público de energía eléctrica," Bogotá, 27 de octubre de 2015.</w:t>
       </w:r>
     </w:p>
     <w:p>
@@ -3711,7 +3711,7 @@
           <w:color w:val="555555"/>
           <w:sz w:val="18"/>
         </w:rPr>
-        <w:t>gestornormativo.creg.gov.co/gestor/entorno/docs/resolucion_creg_101-59_2024.htm</w:t>
+        <w:t>gestornormativo.creg.gov.co/gestor/entorno/docs/resolucion_creg_0178_2015.htm</w:t>
         <w:br/>
       </w:r>
       <w:r>
@@ -3725,7 +3725,7 @@
         <w:rPr>
           <w:sz w:val="19"/>
         </w:rPr>
-        <w:t>Cambios de regla dentro del periodo de entrenamiento (sep-oct 2024).</w:t>
+        <w:t>El «cambio regulatorio de 2015» del Anexo 1, parte transitoria: durante El Niño 2015-2016 fijó un piso al precio de escasez y una opción para térmicas a combustibles líquidos, por seis meses (la Res. 052 de 2016 no la prorrogó). En el informe (Ventana de datos), primera razón para excluir 2015-2016: el mercado operó con reglas de excepción.</w:t>
       </w:r>
     </w:p>
     <w:p>
@@ -3741,11 +3741,11 @@
           <w:b/>
           <w:color w:val="B45309"/>
         </w:rPr>
-        <w:t>[L]</w:t>
+        <w:t>[C]</w:t>
         <w:tab/>
       </w:r>
       <w:r>
-        <w:t>CREG, Resolución 101 127 de 2026 y Documento 901 431 de 2026, "Medidas transitorias para asegurar el abastecimiento de energía ante el fenómeno de El Niño 2026-2027".</w:t>
+        <w:t>CREG, "Resolución CREG 140 de 2017, por la cual se define el precio marginal de escasez del Cargo por Confiabilidad y se hacen modificaciones a la Resolución CREG 071 de 2006," Bogotá, 2017.</w:t>
       </w:r>
     </w:p>
     <w:p>
@@ -3758,7 +3758,7 @@
           <w:color w:val="555555"/>
           <w:sz w:val="18"/>
         </w:rPr>
-        <w:t>gestornormativo.creg.gov.co/gestor/entorno/docs/originales/Resoluci%C3%B3n_CREG_101_127_2026/</w:t>
+        <w:t>gestornormativo.creg.gov.co/gestor/entorno/docs/resolucion_creg_0140_2017.htm</w:t>
         <w:br/>
       </w:r>
       <w:r>
@@ -3772,7 +3772,7 @@
         <w:rPr>
           <w:sz w:val="19"/>
         </w:rPr>
-        <w:t>Cambió la formación del precio desde sep-2026; explica el mayor error de sep-oct 2026.</w:t>
+        <w:t>Precio marginal de escasez, vigente desde el 1-dic-2017: cambió la regla que activa la condición crítica y pone techo al precio que paga la demanda. En el informe (Ventana de datos), segunda razón para empezar la serie en 2019.</w:t>
       </w:r>
     </w:p>
     <w:p>
@@ -3792,7 +3792,7 @@
         <w:tab/>
       </w:r>
       <w:r>
-        <w:t>CREG, Resolución 157 de 2011 (modificada por la 211 de 2015) y Concepto 6762 de 2020: versiones de liquidación TX1, TX2, TXR y TXF.</w:t>
+        <w:t>CREG, Resoluciones 071 de 2006 y 101 066 de 2024: precio de escasez y precio de transacciones en bolsa (PTB).</w:t>
       </w:r>
     </w:p>
     <w:p>
@@ -3805,7 +3805,7 @@
           <w:color w:val="555555"/>
           <w:sz w:val="18"/>
         </w:rPr>
-        <w:t>gestornormativo.creg.gov.co/gestor/entorno/docs/ee_2_9_2_3.htm</w:t>
+        <w:t>gestornormativo.creg.gov.co/gestor/entorno/docs/resolucion_creg_0071_2006.htm</w:t>
         <w:br/>
       </w:r>
       <w:r>
@@ -3819,7 +3819,7 @@
         <w:rPr>
           <w:sz w:val="19"/>
         </w:rPr>
-        <w:t>Por qué el precio real llega con unos 3 días de rezago (corte del escenario realista).</w:t>
+        <w:t>Limitación: el PTB fue menor que el PBN en 360 horas de 2026.</w:t>
       </w:r>
     </w:p>
     <w:p>
@@ -3835,11 +3835,11 @@
           <w:b/>
           <w:color w:val="B45309"/>
         </w:rPr>
-        <w:t>[L]</w:t>
+        <w:t>[C]</w:t>
         <w:tab/>
       </w:r>
       <w:r>
-        <w:t>CREG, Resoluciones 071 de 2006, 140 de 2017 y 101 066 de 2024: precio de escasez y precio de transacciones en bolsa (PTB).</w:t>
+        <w:t>CREG, "Resolución CREG 101 018 de 2022, por la cual se crea el Sistema de Información del Mercado de Energía Mayorista, SIMEM," Bogotá, 2022.</w:t>
       </w:r>
     </w:p>
     <w:p>
@@ -3852,7 +3852,7 @@
           <w:color w:val="555555"/>
           <w:sz w:val="18"/>
         </w:rPr>
-        <w:t>gestornormativo.creg.gov.co/gestor/entorno/docs/resolucion_creg_0140_2017.htm</w:t>
+        <w:t>gestornormativo.creg.gov.co/gestor/entorno/docs/resolucion_creg_101-18_2022.htm</w:t>
         <w:br/>
       </w:r>
       <w:r>
@@ -3866,7 +3866,7 @@
         <w:rPr>
           <w:sz w:val="19"/>
         </w:rPr>
-        <w:t>Limitación: el PTB fue menor que el PBN en 360 horas de 2026. La 140 de 2017 (precio marginal de escasez, vigente desde el 1-dic-2017) es además el cambio permanente que justifica empezar la serie después de 2017: cambió la regla que activa la condición crítica y pone techo al precio que paga la demanda.</w:t>
+        <w:t>Crea el SIMEM: respalda el uso exclusivo de información pública de XM/SIMEM; el sistema no actúa como agente.</w:t>
       </w:r>
     </w:p>
     <w:p>
@@ -3886,7 +3886,7 @@
         <w:tab/>
       </w:r>
       <w:r>
-        <w:t>CREG, "Resolución CREG 101 018 de 2022, por la cual se crea el Sistema de Información del Mercado de Energía Mayorista, SIMEM," Bogotá, 2022.</w:t>
+        <w:t>Congreso de la República de Colombia, "Ley Estatutaria 1581 de 2012, por la cual se dictan disposiciones generales para la protección de datos personales," Bogotá, Colombia, oct. 2012.</w:t>
       </w:r>
     </w:p>
     <w:p>
@@ -3899,7 +3899,7 @@
           <w:color w:val="555555"/>
           <w:sz w:val="18"/>
         </w:rPr>
-        <w:t>gestornormativo.creg.gov.co/gestor/entorno/docs/resolucion_creg_101-18_2022.htm</w:t>
+        <w:t>—</w:t>
         <w:br/>
       </w:r>
       <w:r>
@@ -3913,7 +3913,7 @@
         <w:rPr>
           <w:sz w:val="19"/>
         </w:rPr>
-        <w:t>Crea el SIMEM: respalda el uso exclusivo de información pública de XM/SIMEM; el sistema no actúa como agente.</w:t>
+        <w:t>Restricción de diseño: el dashboard no recolecta ni almacena datos personales.</w:t>
       </w:r>
     </w:p>
     <w:p>
@@ -3933,7 +3933,7 @@
         <w:tab/>
       </w:r>
       <w:r>
-        <w:t>Congreso de la República de Colombia, "Ley Estatutaria 1581 de 2012, por la cual se dictan disposiciones generales para la protección de datos personales," Bogotá, Colombia, oct. 2012.</w:t>
+        <w:t>ISO 8601-1:2019, Date and time — Representations for information interchange — Part 1: Basic rules.</w:t>
       </w:r>
     </w:p>
     <w:p>
@@ -3960,7 +3960,7 @@
         <w:rPr>
           <w:sz w:val="19"/>
         </w:rPr>
-        <w:t>Restricción de diseño: el dashboard no recolecta ni almacena datos personales.</w:t>
+        <w:t>Marcas de tiempo AAAA-MM-DD hh:mm:ss en hora legal de Colombia (UTC−5) para unir fuentes horarias, diarias y mensuales.</w:t>
       </w:r>
     </w:p>
     <w:p>
@@ -3980,7 +3980,7 @@
         <w:tab/>
       </w:r>
       <w:r>
-        <w:t>ISO 8601-1:2019, Date and time — Representations for information interchange — Part 1.</w:t>
+        <w:t>ISO/IEC 25010:2011, Systems and software engineering — Systems and software Quality Requirements and Evaluation (SQuaRE) — System and software quality models.</w:t>
       </w:r>
     </w:p>
     <w:p>
@@ -4007,7 +4007,7 @@
         <w:rPr>
           <w:sz w:val="19"/>
         </w:rPr>
-        <w:t>Marcas de tiempo AAAA-MM-DD hh:mm:ss en hora legal de Colombia (UTC−5) para unir fuentes horarias, diarias y mensuales.</w:t>
+        <w:t>Mantenibilidad: el motor lee el pronóstico por un contrato de datos (fuentes_pronostico.json) y no depende del modelo.</w:t>
       </w:r>
     </w:p>
     <w:p>
@@ -4027,7 +4027,7 @@
         <w:tab/>
       </w:r>
       <w:r>
-        <w:t>ISO/IEC 25010:2011, Systems and software Quality Requirements and Evaluation (SQuaRE).</w:t>
+        <w:t>ACIEM y Consejo Profesional Nacional de Ingenierías Eléctrica, Mecánica y Profesiones Afines, Manual de Referencia de Tarifas en Ingeniería. Cundinamarca, Colombia, 2015.</w:t>
       </w:r>
     </w:p>
     <w:p>
@@ -4054,7 +4054,15 @@
         <w:rPr>
           <w:sz w:val="19"/>
         </w:rPr>
-        <w:t>Mantenibilidad: el motor lee el pronóstico por un contrato de datos (fuentes_pronostico.json) y no depende del modelo.</w:t>
+        <w:t>Honorarios del presupuesto del proyecto (Anexo 1).</w:t>
+      </w:r>
+    </w:p>
+    <w:p>
+      <w:pPr>
+        <w:pStyle w:val="Heading1"/>
+      </w:pPr>
+      <w:r>
+        <w:t>8. Datos: XM y otras fuentes</w:t>
       </w:r>
     </w:p>
     <w:p>
@@ -4074,7 +4082,7 @@
         <w:tab/>
       </w:r>
       <w:r>
-        <w:t>ACIEM y Consejo Profesional Nacional de Ingenierías Eléctrica, Mecánica y Profesiones Afines, Manual de Referencia de Tarifas en Ingeniería. Cundinamarca, Colombia, 2015.</w:t>
+        <w:t>XM S.A. E.S.P., "API de datos del Sistema de Información del Mercado de Energía Mayorista" (servapibi.xm.com.co).</w:t>
       </w:r>
     </w:p>
     <w:p>
@@ -4087,7 +4095,7 @@
           <w:color w:val="555555"/>
           <w:sz w:val="18"/>
         </w:rPr>
-        <w:t>—</w:t>
+        <w:t>https://servapibi.xm.com.co · librería pydataxm: github.com/EquipoAnaliticaXM/API_XM</w:t>
         <w:br/>
       </w:r>
       <w:r>
@@ -4101,15 +4109,7 @@
         <w:rPr>
           <w:sz w:val="19"/>
         </w:rPr>
-        <w:t>Honorarios del presupuesto del proyecto (Anexo 1).</w:t>
-      </w:r>
-    </w:p>
-    <w:p>
-      <w:pPr>
-        <w:pStyle w:val="Heading1"/>
-      </w:pPr>
-      <w:r>
-        <w:t>8. Datos: XM y otras fuentes</w:t>
+        <w:t>Fuente principal. Métricas usadas: PrecBolsNaci (precio de bolsa), DemaReal y DemaCome (demanda), Gene por recurso y GeneIdea (generación), AporEner y AporEnerMediHist (aportes), VoluUtilDiarEner, PorcVoluUtilDiar y CapaUtilDiarEner (embalse), PrecOferDesp y MaxPrecOferNal (ofertas), PrecEscaMarg y PrecEsca (escasez), PrecTransBolsa, RestAliv, ImpoEner, ExpoEner, PerdidasEner; catálogos ListadoMetricas y ListadoRecursos.</w:t>
       </w:r>
     </w:p>
     <w:p>
@@ -4129,7 +4129,7 @@
         <w:tab/>
       </w:r>
       <w:r>
-        <w:t>XM S.A. E.S.P., "API de datos del Sistema de Información del Mercado de Energía Mayorista" (servapibi.xm.com.co).</w:t>
+        <w:t>XM S.A. E.S.P., "Informes de despacho: predespacho ideal y despacho programado," biblioteca pública del portal xm.com.co.</w:t>
       </w:r>
     </w:p>
     <w:p>
@@ -4142,7 +4142,7 @@
           <w:color w:val="555555"/>
           <w:sz w:val="18"/>
         </w:rPr>
-        <w:t>https://servapibi.xm.com.co · librería pydataxm: github.com/EquipoAnaliticaXM/API_XM</w:t>
+        <w:t>https://www.xm.com.co/generacion/informes-despacho · archivos iMAR/dMAR vía api-portalxm.xm.com.co/administracion-archivos</w:t>
         <w:br/>
       </w:r>
       <w:r>
@@ -4156,7 +4156,7 @@
         <w:rPr>
           <w:sz w:val="19"/>
         </w:rPr>
-        <w:t>Fuente principal. Métricas usadas: PrecBolsNaci (precio de bolsa), DemaReal y DemaCome (demanda), Gene por recurso y GeneIdea (generación), AporEner y AporEnerMediHist (aportes), VoluUtilDiarEner, PorcVoluUtilDiar y CapaUtilDiarEner (embalse), PrecOferDesp y MaxPrecOferNal (ofertas), PrecEscaMarg y PrecEsca (escasez), PrecTransBolsa, RestAliv, ImpoEner, ExpoEner, PerdidasEner; catálogos ListadoMetricas y ListadoRecursos.</w:t>
+        <w:t>Insumo central del modelo en producción: el predespacho ideal que XM publica el día anterior.</w:t>
       </w:r>
     </w:p>
     <w:p>
@@ -4172,11 +4172,11 @@
           <w:b/>
           <w:color w:val="B45309"/>
         </w:rPr>
-        <w:t>[C]</w:t>
+        <w:t>[L]</w:t>
         <w:tab/>
       </w:r>
       <w:r>
-        <w:t>XM S.A. E.S.P., "Informes de despacho: predespacho ideal y despacho programado," biblioteca pública del portal xm.com.co.</w:t>
+        <w:t>XM S.A. E.S.P., ofertas de precio (archivos OFEI).</w:t>
       </w:r>
     </w:p>
     <w:p>
@@ -4189,7 +4189,7 @@
           <w:color w:val="555555"/>
           <w:sz w:val="18"/>
         </w:rPr>
-        <w:t>https://www.xm.com.co/generacion/informes-despacho · archivos iMAR/dMAR vía api-portalxm.xm.com.co/administracion-archivos</w:t>
+        <w:t>Biblioteca del portal XM</w:t>
         <w:br/>
       </w:r>
       <w:r>
@@ -4203,7 +4203,7 @@
         <w:rPr>
           <w:sz w:val="19"/>
         </w:rPr>
-        <w:t>Insumo central del modelo en producción: el predespacho ideal que XM publica el día anterior.</w:t>
+        <w:t>Probadas como variable: los precios no se publican a tiempo (sería fuga de información).</w:t>
       </w:r>
     </w:p>
     <w:p>
@@ -4223,7 +4223,7 @@
         <w:tab/>
       </w:r>
       <w:r>
-        <w:t>XM S.A. E.S.P., ofertas de precio (archivos OFEI).</w:t>
+        <w:t>XM S.A. E.S.P., Sinergox: tablero del Precio de Bolsa Nacional.</w:t>
       </w:r>
     </w:p>
     <w:p>
@@ -4236,7 +4236,7 @@
           <w:color w:val="555555"/>
           <w:sz w:val="18"/>
         </w:rPr>
-        <w:t>Biblioteca del portal XM</w:t>
+        <w:t>https://sinergox.xm.com.co</w:t>
         <w:br/>
       </w:r>
       <w:r>
@@ -4250,7 +4250,7 @@
         <w:rPr>
           <w:sz w:val="19"/>
         </w:rPr>
-        <w:t>Probadas como variable: los precios no se publican a tiempo (sería fuga de información).</w:t>
+        <w:t>Escala de color del mapa de calor por precio esperado.</w:t>
       </w:r>
     </w:p>
     <w:p>
@@ -4270,7 +4270,7 @@
         <w:tab/>
       </w:r>
       <w:r>
-        <w:t>XM S.A. E.S.P., Sinergox: tablero del Precio de Bolsa Nacional.</w:t>
+        <w:t>XM S.A. E.S.P., "Resolución CREG 101 127 de 2026 — condición del sistema".</w:t>
       </w:r>
     </w:p>
     <w:p>
@@ -4283,7 +4283,7 @@
           <w:color w:val="555555"/>
           <w:sz w:val="18"/>
         </w:rPr>
-        <w:t>https://sinergox.xm.com.co</w:t>
+        <w:t>https://www.xm.com.co/resoluciones/operacion-y-mercado/resolucion-creg-101-127-de-2026-condicion-del-sistema</w:t>
         <w:br/>
       </w:r>
       <w:r>
@@ -4297,7 +4297,7 @@
         <w:rPr>
           <w:sz w:val="19"/>
         </w:rPr>
-        <w:t>Escala de color del mapa de calor por precio esperado.</w:t>
+        <w:t>Seguimiento de la activación de las medidas de El Niño.</w:t>
       </w:r>
     </w:p>
     <w:p>
@@ -4313,11 +4313,11 @@
           <w:b/>
           <w:color w:val="B45309"/>
         </w:rPr>
-        <w:t>[L]</w:t>
+        <w:t>[C]</w:t>
         <w:tab/>
       </w:r>
       <w:r>
-        <w:t>XM S.A. E.S.P., "Resolución CREG 101 127 de 2026 — condición del sistema".</w:t>
+        <w:t>NOAA Climate Prediction Center, "Cold &amp; Warm Episodes by Season — Oceanic Niño Index (ONI)".</w:t>
       </w:r>
     </w:p>
     <w:p>
@@ -4330,7 +4330,7 @@
           <w:color w:val="555555"/>
           <w:sz w:val="18"/>
         </w:rPr>
-        <w:t>https://www.xm.com.co/resoluciones/operacion-y-mercado/resolucion-creg-101-127-de-2026-condicion-del-sistema</w:t>
+        <w:t>https://www.cpc.ncep.noaa.gov/data/indices/oni.ascii.txt</w:t>
         <w:br/>
       </w:r>
       <w:r>
@@ -4344,7 +4344,7 @@
         <w:rPr>
           <w:sz w:val="19"/>
         </w:rPr>
-        <w:t>Seguimiento de la activación de las medidas de El Niño.</w:t>
+        <w:t>Índice ONI (El Niño / La Niña) como variable y para definir los orígenes del walk-forward.</w:t>
       </w:r>
     </w:p>
     <w:p>
@@ -4360,11 +4360,11 @@
           <w:b/>
           <w:color w:val="B45309"/>
         </w:rPr>
-        <w:t>[C]</w:t>
+        <w:t>[L]</w:t>
         <w:tab/>
       </w:r>
       <w:r>
-        <w:t>NOAA Climate Prediction Center, "Cold &amp; Warm Episodes by Season — Oceanic Niño Index (ONI)".</w:t>
+        <w:t>Paquete holidays (Python): festivos de Colombia.</w:t>
       </w:r>
     </w:p>
     <w:p>
@@ -4377,7 +4377,7 @@
           <w:color w:val="555555"/>
           <w:sz w:val="18"/>
         </w:rPr>
-        <w:t>https://www.cpc.ncep.noaa.gov/data/indices/oni.ascii.txt</w:t>
+        <w:t>https://github.com/vacanza/holidays</w:t>
         <w:br/>
       </w:r>
       <w:r>
@@ -4391,7 +4391,15 @@
         <w:rPr>
           <w:sz w:val="19"/>
         </w:rPr>
-        <w:t>Índice ONI (El Niño / La Niña) como variable y para definir los orígenes del walk-forward.</w:t>
+        <w:t>Variable de calendario (festivos).</w:t>
+      </w:r>
+    </w:p>
+    <w:p>
+      <w:pPr>
+        <w:pStyle w:val="Heading1"/>
+      </w:pPr>
+      <w:r>
+        <w:t>9. Referencias del Anexo 1 (formulación) que no usa el informe final</w:t>
       </w:r>
     </w:p>
     <w:p>
@@ -4411,7 +4419,7 @@
         <w:tab/>
       </w:r>
       <w:r>
-        <w:t>Paquete holidays (Python): festivos de Colombia.</w:t>
+        <w:t>Congreso de Colombia, "Ley 23 de 1982, sobre derechos de autor," Diario Oficial n.º 35.949, 19 de febrero de 1982.</w:t>
       </w:r>
     </w:p>
     <w:p>
@@ -4424,7 +4432,7 @@
           <w:color w:val="555555"/>
           <w:sz w:val="18"/>
         </w:rPr>
-        <w:t>https://github.com/vacanza/holidays</w:t>
+        <w:t>normas.cra.gov.co/gestor/docs/ley_0023_1982.htm</w:t>
         <w:br/>
       </w:r>
       <w:r>
@@ -4438,15 +4446,7 @@
         <w:rPr>
           <w:sz w:val="19"/>
         </w:rPr>
-        <w:t>Variable de calendario (festivos).</w:t>
-      </w:r>
-    </w:p>
-    <w:p>
-      <w:pPr>
-        <w:pStyle w:val="Heading1"/>
-      </w:pPr>
-      <w:r>
-        <w:t>9. Referencias del Anexo 1 (formulación) que no usa el informe final</w:t>
+        <w:t>Anexo 1, restricciones del diseño: propiedad intelectual del código, los datos y los materiales de terceros.</w:t>
       </w:r>
     </w:p>
     <w:p>
@@ -4466,7 +4466,7 @@
         <w:tab/>
       </w:r>
       <w:r>
-        <w:t>Congreso de Colombia, "Ley 23 de 1982, sobre derechos de autor," Diario Oficial n.º 35.949, 19 de febrero de 1982.</w:t>
+        <w:t>Comunidad Andina, "Decisión 351 de 1993: Régimen común sobre derecho de autor y derechos conexos," Lima, 1993.</w:t>
       </w:r>
     </w:p>
     <w:p>
@@ -4479,7 +4479,7 @@
           <w:color w:val="555555"/>
           <w:sz w:val="18"/>
         </w:rPr>
-        <w:t>normas.cra.gov.co/gestor/docs/ley_0023_1982.htm</w:t>
+        <w:t>https://www.comunidadandina.org/StaticFiles/DocOf/DEC351.pdf</w:t>
         <w:br/>
       </w:r>
       <w:r>
@@ -4493,7 +4493,7 @@
         <w:rPr>
           <w:sz w:val="19"/>
         </w:rPr>
-        <w:t>Anexo 1, restricciones del diseño: propiedad intelectual del código, los datos y los materiales de terceros.</w:t>
+        <w:t>Anexo 1, restricciones del diseño, junto con la Ley 23 de 1982.</w:t>
       </w:r>
     </w:p>
     <w:p>
@@ -4513,7 +4513,7 @@
         <w:tab/>
       </w:r>
       <w:r>
-        <w:t>Comunidad Andina, "Decisión 351 de 1993: Régimen común sobre derecho de autor y derechos conexos," Lima, 1993.</w:t>
+        <w:t>ABET, "Criteria for Accrediting Engineering Programs, 2025–2026," Engineering Accreditation Commission, Baltimore, MD, EE. UU.</w:t>
       </w:r>
     </w:p>
     <w:p>
@@ -4526,7 +4526,7 @@
           <w:color w:val="555555"/>
           <w:sz w:val="18"/>
         </w:rPr>
-        <w:t>https://www.comunidadandina.org/StaticFiles/DocOf/DEC351.pdf</w:t>
+        <w:t>https://www.abet.org/accreditation/accreditation-criteria/criteria-for-accrediting-engineering-programs-2025-2026/</w:t>
         <w:br/>
       </w:r>
       <w:r>
@@ -4540,101 +4540,7 @@
         <w:rPr>
           <w:sz w:val="19"/>
         </w:rPr>
-        <w:t>Anexo 1, restricciones del diseño, junto con la Ley 23 de 1982.</w:t>
-      </w:r>
-    </w:p>
-    <w:p>
-      <w:pPr>
-        <w:tabs>
-          <w:tab w:pos="624" w:val="left"/>
-        </w:tabs>
-        <w:spacing w:after="20"/>
-        <w:ind w:left="624" w:hanging="624"/>
-      </w:pPr>
-      <w:r>
-        <w:rPr>
-          <w:b/>
-          <w:color w:val="B45309"/>
-        </w:rPr>
-        <w:t>[L]</w:t>
-        <w:tab/>
-      </w:r>
-      <w:r>
-        <w:t>ABET, "Criteria for Accrediting Engineering Programs, 2025–2026," Engineering Accreditation Commission, Baltimore, MD, EE. UU.</w:t>
-      </w:r>
-    </w:p>
-    <w:p>
-      <w:pPr>
-        <w:spacing w:after="140"/>
-        <w:ind w:left="624"/>
-      </w:pPr>
-      <w:r>
-        <w:rPr>
-          <w:color w:val="555555"/>
-          <w:sz w:val="18"/>
-        </w:rPr>
-        <w:t>https://www.abet.org/accreditation/accreditation-criteria/criteria-for-accrediting-engineering-programs-2025-2026/</w:t>
-        <w:br/>
-      </w:r>
-      <w:r>
-        <w:rPr>
-          <w:b/>
-          <w:sz w:val="19"/>
-        </w:rPr>
-        <w:t xml:space="preserve">Uso en Augur: </w:t>
-      </w:r>
-      <w:r>
-        <w:rPr>
-          <w:sz w:val="19"/>
-        </w:rPr>
         <w:t>Resultado SO2 (diseño en ingeniería): ítem 6 del Anexo 1 y estructura del informe final ABET.</w:t>
-      </w:r>
-    </w:p>
-    <w:p>
-      <w:pPr>
-        <w:tabs>
-          <w:tab w:pos="624" w:val="left"/>
-        </w:tabs>
-        <w:spacing w:after="20"/>
-        <w:ind w:left="624" w:hanging="624"/>
-      </w:pPr>
-      <w:r>
-        <w:rPr>
-          <w:b/>
-          <w:color w:val="B45309"/>
-        </w:rPr>
-        <w:t>[L]</w:t>
-        <w:tab/>
-      </w:r>
-      <w:r>
-        <w:t>CREG, "Resolución CREG 178 de 2015, por la cual se establecen medidas para garantizar la prestación del servicio público de energía eléctrica," Bogotá, 27 de octubre de 2015.</w:t>
-      </w:r>
-    </w:p>
-    <w:p>
-      <w:pPr>
-        <w:spacing w:after="140"/>
-        <w:ind w:left="624"/>
-      </w:pPr>
-      <w:r>
-        <w:rPr>
-          <w:color w:val="555555"/>
-          <w:sz w:val="18"/>
-        </w:rPr>
-        <w:t>gestornormativo.creg.gov.co/gestor/entorno/docs/resolucion_creg_0178_2015.htm</w:t>
-        <w:br/>
-      </w:r>
-      <w:r>
-        <w:rPr>
-          <w:b/>
-          <w:sz w:val="19"/>
-        </w:rPr>
-        <w:t xml:space="preserve">Uso en Augur: </w:t>
-      </w:r>
-      <w:r>
-        <w:rPr>
-          <w:sz w:val="19"/>
-        </w:rPr>
-        <w:t>El «cambio regulatorio de 2015» del Anexo 1, parte transitoria: durante El Niño 2015-2016 fijó un piso al precio de escasez y una opción para térmicas a combustibles líquidos, por seis meses (la Res. 052 de 2016 no la prorrogó). Justifica excluir 2015-2016: el mercado operó con reglas de excepción.</w:t>
       </w:r>
     </w:p>
     <w:p>
@@ -7088,7 +6994,7 @@
           <w:color w:val="555555"/>
           <w:sz w:val="18"/>
         </w:rPr>
-        <w:t>99 referencias bibliográficas, regulatorias y de datos · 24 librerías · 13 herramientas</w:t>
+        <w:t>97 referencias bibliográficas, regulatorias y de datos · 24 librerías · 13 herramientas</w:t>
       </w:r>
     </w:p>
     <w:sectPr>
